--- a/lab1/ЛР1_Кравченко_ІР-31.docx
+++ b/lab1/ЛР1_Кравченко_ІР-31.docx
@@ -1925,7 +1925,7 @@
             <w:sz w:val="28"/>
             <w:szCs w:val="28"/>
           </w:rPr>
-          <w:t xml:space="preserve">11. Робоча структура проекту</w:t>
+          <w:t xml:space="preserve">11. Робоча структура проєкту</w:t>
         </w:r>
         <w:r>
           <w:rPr>
@@ -1965,7 +1965,7 @@
             <w:sz w:val="28"/>
             <w:szCs w:val="28"/>
           </w:rPr>
-          <w:t xml:space="preserve">24</w:t>
+          <w:t xml:space="preserve">21</w:t>
         </w:r>
         <w:r>
           <w:rPr>
@@ -2036,7 +2036,7 @@
             <w:sz w:val="28"/>
             <w:szCs w:val="28"/>
           </w:rPr>
-          <w:t xml:space="preserve">25</w:t>
+          <w:t xml:space="preserve">22</w:t>
         </w:r>
         <w:r>
           <w:rPr>
@@ -2067,7 +2067,7 @@
             <w:sz w:val="28"/>
             <w:szCs w:val="28"/>
           </w:rPr>
-          <w:t xml:space="preserve">13. Аналіз характеристик проекту</w:t>
+          <w:t xml:space="preserve">13. Аналіз характеристик проєкту</w:t>
         </w:r>
         <w:r>
           <w:rPr>
@@ -2107,7 +2107,7 @@
             <w:sz w:val="28"/>
             <w:szCs w:val="28"/>
           </w:rPr>
-          <w:t xml:space="preserve">26</w:t>
+          <w:t xml:space="preserve">23</w:t>
         </w:r>
         <w:r>
           <w:rPr>
@@ -2138,7 +2138,7 @@
             <w:sz w:val="28"/>
             <w:szCs w:val="28"/>
           </w:rPr>
-          <w:t xml:space="preserve">14. Схематичне WBS-зображення проекту</w:t>
+          <w:t xml:space="preserve">14. Схематичне WBS-зображення проєкту</w:t>
         </w:r>
         <w:r>
           <w:rPr>
@@ -2178,7 +2178,7 @@
             <w:sz w:val="28"/>
             <w:szCs w:val="28"/>
           </w:rPr>
-          <w:t xml:space="preserve">30</w:t>
+          <w:t xml:space="preserve">27</w:t>
         </w:r>
         <w:r>
           <w:rPr>
@@ -2249,7 +2249,7 @@
             <w:sz w:val="28"/>
             <w:szCs w:val="28"/>
           </w:rPr>
-          <w:t xml:space="preserve">37</w:t>
+          <w:t xml:space="preserve">34</w:t>
         </w:r>
         <w:r>
           <w:rPr>
@@ -2320,7 +2320,7 @@
             <w:sz w:val="28"/>
             <w:szCs w:val="28"/>
           </w:rPr>
-          <w:t xml:space="preserve">39</w:t>
+          <w:t xml:space="preserve">36</w:t>
         </w:r>
         <w:r>
           <w:rPr>
@@ -2391,7 +2391,7 @@
             <w:sz w:val="28"/>
             <w:szCs w:val="28"/>
           </w:rPr>
-          <w:t xml:space="preserve">40</w:t>
+          <w:t xml:space="preserve">37</w:t>
         </w:r>
         <w:r>
           <w:rPr>
@@ -2450,7 +2450,7 @@
           <w:color w:val="000000"/>
           <w:sz w:val="28"/>
         </w:rPr>
-        <w:t>Дослідити функції підприємства, описати роботи та взаємодії його підрозділів на прикладі умовного регіонального центру протидронової оборони; сформулювати задачі, які потребують автоматизації в межах теми «Проєктування розподіленої IoT-системи обміну телеметрією та координації дронів-перехоплювачів»; навчитися будувати дерево цілей автоматизованої системи та виконати структуризацію проекту її створення відповідно до WBS-аналізу.</w:t>
+        <w:t>Дослідити функції підприємства, описати роботи та взаємодії його підрозділів на прикладі умовного регіонального центру протидронової оборони; сформулювати задачі, які потребують автоматизації в межах теми «Проєктування розподіленої IoT-системи обміну телеметрією та координації дронів-перехоплювачів»; навчитися будувати дерево цілей автоматизованої системи та виконати структуризацію проєкту її створення відповідно до WBS-аналізу.</w:t>
       </w:r>
     </w:p>
     <w:p>
@@ -2511,7 +2511,7 @@
           <w:color w:val="000000"/>
           <w:sz w:val="28"/>
         </w:rPr>
-        <w:t>Дерево цілей — наочне графічне зображення підпорядкованості та взаємозв’язку цілей, яке демонструє розподіл генеральної мети (місії) на підцілі, завдання й окремі дії. Основна ідея його побудови — декомпозиція. Згідно з лекцією «Планування проекту» до дерева цілей висувають такі вимоги: цілі кожного рівня мають бути порівнянні за масштабом і значенням; формулювання повинні допускати кількісну та якісну оцінку досягнення; має забезпечуватися повнота редукції, тобто сукупність підцілей повністю описує ціль вищого рівня; цілі описують бажані результати, а не способи їх отримання; підцілі одного рівня незалежні одна від одної; між рівнями відсутні суперечності; декомпозиція на всіх рівнях виконується за одним методологічним підходом, а завершується формулюванням заходів, що є альтернативними способами досягнення цілей.</w:t>
+        <w:t>Дерево цілей — наочне графічне зображення підпорядкованості та взаємозв’язку цілей, яке демонструє розподіл генеральної мети (місії) на підцілі, завдання й окремі дії. Основна ідея його побудови — декомпозиція. Згідно з лекцією «Планування проєкту» до дерева цілей висувають такі вимоги: цілі кожного рівня мають бути порівнянні за масштабом і значенням; формулювання повинні допускати кількісну та якісну оцінку досягнення; має забезпечуватися повнота редукції, тобто сукупність підцілей повністю описує ціль вищого рівня; цілі описують бажані результати, а не способи їх отримання; підцілі одного рівня незалежні одна від одної; між рівнями відсутні суперечності; декомпозиція на всіх рівнях виконується за одним методологічним підходом, а завершується формулюванням заходів, що є альтернативними способами досягнення цілей.</w:t>
       </w:r>
     </w:p>
     <w:p>
@@ -2549,7 +2549,7 @@
           <w:color w:val="000000"/>
           <w:sz w:val="28"/>
         </w:rPr>
-        <w:t>Ієрархічна структура робіт (WBS, Work Breakdown Structure) — ієрархічна структура, побудована для логічного розподілу всього обсягу робіт проекту і подана в графічному вигляді. Кожен елемент WBS є частиною проекту, до якої можна застосувати планування, управління і контроль; елементом найнижчого рівня є робочий пакет, що має обсяг робіт, відповідального виконавця, бюджет, потрібні ресурси та дати початку й завершення. Основні етапи розробки WBS: визначення ступеня деталізації робіт; визначення кількості рівнів (оптимально чотири); розробка структури кожного рівня; опис елементів; формування системи кодування; проведення зворотних обчислень (агрегування витрат знизу догори). Рівні формують за продуктами (субпроектами), фазами проекту, місцем виконання робіт або центрами затрат; під час розробки дотримуються правил результативності, агрегації, логічності, унікальності та гнучкості.</w:t>
+        <w:t>Ієрархічна структура робіт (WBS, Work Breakdown Structure) — ієрархічна структура, побудована для логічного розподілу всього обсягу робіт проєкту і подана в графічному вигляді. Кожен елемент WBS є частиною проєкту, до якої можна застосувати планування, управління і контроль; елементом найнижчого рівня є робочий пакет, що має обсяг робіт, відповідального виконавця, бюджет, потрібні ресурси та дати початку й завершення. Основні етапи розробки WBS: визначення ступеня деталізації робіт; визначення кількості рівнів (оптимально чотири); розробка структури кожного рівня; опис елементів; формування системи кодування; проведення зворотних обчислень (агрегування витрат знизу догори). Рівні формують за продуктами (субпроєктами), фазами проєкту, місцем виконання робіт або центрами затрат; під час розробки дотримуються правил результативності, агрегації, логічності, унікальності та гнучкості.</w:t>
       </w:r>
     </w:p>
     <w:p>
@@ -3382,15 +3382,6 @@
         </w:tc>
       </w:tr>
     </w:tbl>
-    <w:p>
-      <w:pPr>
-        <w:keepNext w:val="0"/>
-        <w:widowControl/>
-        <w:spacing w:line="240" w:lineRule="auto" w:before="0" w:after="0"/>
-        <w:ind w:firstLine="0" w:left="0"/>
-        <w:jc w:val="both"/>
-      </w:pPr>
-    </w:p>
     <w:p>
       <w:pPr>
         <w:pStyle w:val="140"/>
@@ -4203,15 +4194,6 @@
     </w:tbl>
     <w:p>
       <w:pPr>
-        <w:keepNext w:val="0"/>
-        <w:widowControl/>
-        <w:spacing w:line="240" w:lineRule="auto" w:before="0" w:after="0"/>
-        <w:ind w:firstLine="0" w:left="0"/>
-        <w:jc w:val="both"/>
-      </w:pPr>
-    </w:p>
-    <w:p>
-      <w:pPr>
         <w:pStyle w:val="140"/>
         <w:keepNext/>
         <w:pageBreakBefore/>
@@ -5347,15 +5329,6 @@
     </w:tbl>
     <w:p>
       <w:pPr>
-        <w:keepNext w:val="0"/>
-        <w:widowControl/>
-        <w:spacing w:line="240" w:lineRule="auto" w:before="0" w:after="0"/>
-        <w:ind w:firstLine="0" w:left="0"/>
-        <w:jc w:val="both"/>
-      </w:pPr>
-    </w:p>
-    <w:p>
-      <w:pPr>
         <w:pStyle w:val="140"/>
         <w:keepNext/>
         <w:pageBreakBefore/>
@@ -6975,15 +6948,6 @@
     </w:tbl>
     <w:p>
       <w:pPr>
-        <w:keepNext w:val="0"/>
-        <w:widowControl/>
-        <w:spacing w:line="240" w:lineRule="auto" w:before="0" w:after="0"/>
-        <w:ind w:firstLine="0" w:left="0"/>
-        <w:jc w:val="both"/>
-      </w:pPr>
-    </w:p>
-    <w:p>
-      <w:pPr>
         <w:pStyle w:val="140"/>
         <w:keepNext/>
         <w:pageBreakBefore/>
@@ -8224,15 +8188,6 @@
     </w:tbl>
     <w:p>
       <w:pPr>
-        <w:keepNext w:val="0"/>
-        <w:widowControl/>
-        <w:spacing w:line="240" w:lineRule="auto" w:before="0" w:after="0"/>
-        <w:ind w:firstLine="0" w:left="0"/>
-        <w:jc w:val="both"/>
-      </w:pPr>
-    </w:p>
-    <w:p>
-      <w:pPr>
         <w:pStyle w:val="140"/>
         <w:keepNext/>
         <w:pageBreakBefore/>
@@ -8270,7 +8225,7 @@
           <w:color w:val="000000"/>
           <w:sz w:val="28"/>
         </w:rPr>
-        <w:t>Вершиною (генеральною метою, код «0») дерева цілей визначено: «Своєчасне виявлення та ефективне перехоплення повітряних цілей у зоні відповідальності РЦПДО „Щит-Північ“ засобами IoT-платформи „Щит-Лінк“». Перший рівень утворюють п’ять функціонально значущих підсистем-цілей, сукупність яких повністю описує генеральну мету (табл. 1.6). Для кожної цілі визначено показник, за яким оцінюється її досягнення.</w:t>
+        <w:t>Вершиною (генеральною метою, код «0») дерева цілей визначено: «Забезпечення безпеки повітряного простору на території, яку покриває система» (система — IoT-платформа «Щит-Лінк»). Безпеку повітряного простору території розуміємо як стан, за якого всі повітряні цілі над нею своєчасно виявляються, загрози нейтралізуються, а дружня авіація й населення не зазнають шкоди. Тому перший рівень утворюють п’ять функціонально значущих цілей, сукупність яких повністю описує генеральну мету: обізнаність про обстановку, нейтралізація загроз, безпека дружньої авіації та населення, готовність сил і засобів, стійка робота самої системи (табл. 1.6). Для кожної цілі визначено показник, за яким оцінюється її досягнення.</w:t>
       </w:r>
     </w:p>
     <w:p>
@@ -8444,7 +8399,7 @@
                 <w:color w:val="000000"/>
                 <w:sz w:val="24"/>
               </w:rPr>
-              <w:t>Своєчасне виявлення та ефективне перехоплення повітряних цілей у зоні відповідальності РЦПДО «Щит-Північ» засобами IoT-платформи «Щит-Лінк»</w:t>
+              <w:t>Забезпечення безпеки повітряного простору на території, яку покриває система</w:t>
             </w:r>
           </w:p>
         </w:tc>
@@ -8469,7 +8424,7 @@
                 <w:color w:val="000000"/>
                 <w:sz w:val="24"/>
               </w:rPr>
-              <w:t>Частка перехоплених цілей серед виявлених у зоні відповідальності</w:t>
+              <w:t>Частка нейтралізованих повітряних загроз серед виявлених над територією ≥ 90 %; відсутність уражень дружніх повітряних суден і цивільних об’єктів власними засобами</w:t>
             </w:r>
           </w:p>
         </w:tc>
@@ -8524,7 +8479,7 @@
                 <w:color w:val="000000"/>
                 <w:sz w:val="24"/>
               </w:rPr>
-              <w:t>Підвищення повноти та достовірності ситуаційної картини повітряного простору</w:t>
+              <w:t>Повна та достовірна обізнаність про повітряну обстановку</w:t>
             </w:r>
           </w:p>
         </w:tc>
@@ -8604,7 +8559,7 @@
                 <w:color w:val="000000"/>
                 <w:sz w:val="24"/>
               </w:rPr>
-              <w:t>Скорочення тривалості циклу „виявлення — рішення — перехоплення“</w:t>
+              <w:t>Своєчасна нейтралізація повітряних загроз</w:t>
             </w:r>
           </w:p>
         </w:tc>
@@ -8684,7 +8639,7 @@
                 <w:color w:val="000000"/>
                 <w:sz w:val="24"/>
               </w:rPr>
-              <w:t>Ефективне управління ресурсами центру</w:t>
+              <w:t>Безпека дружньої авіації та населення</w:t>
             </w:r>
           </w:p>
         </w:tc>
@@ -8709,7 +8664,7 @@
                 <w:color w:val="000000"/>
                 <w:sz w:val="24"/>
               </w:rPr>
-              <w:t>Частка розрахунків у готовності; запас на позиціях ≥ 2 ночей</w:t>
+              <w:t>0 уражень дружніх суден; 100 % пусків із санкцією другої особи</w:t>
             </w:r>
           </w:p>
         </w:tc>
@@ -8764,7 +8719,7 @@
                 <w:color w:val="000000"/>
                 <w:sz w:val="24"/>
               </w:rPr>
-              <w:t>Безпечне, надійне та кіберзахищене функціонування системи</w:t>
+              <w:t>Постійна готовність сил і засобів</w:t>
             </w:r>
           </w:p>
         </w:tc>
@@ -8789,7 +8744,7 @@
                 <w:color w:val="000000"/>
                 <w:sz w:val="24"/>
               </w:rPr>
-              <w:t>Доступність ядра 99,95 %; автономність периферії ≥ 4 год; 100 % команд в аудиті</w:t>
+              <w:t>Частка розрахунків у готовності ≥ 80 %; запас на позиціях ≥ 2 ночей</w:t>
             </w:r>
           </w:p>
         </w:tc>
@@ -8844,7 +8799,7 @@
                 <w:color w:val="000000"/>
                 <w:sz w:val="24"/>
               </w:rPr>
-              <w:t>Аналітика, звітність і безперервне вдосконалення діяльності</w:t>
+              <w:t>Стійка та захищена робота системи</w:t>
             </w:r>
           </w:p>
         </w:tc>
@@ -8869,21 +8824,12 @@
                 <w:color w:val="000000"/>
                 <w:sz w:val="24"/>
               </w:rPr>
-              <w:t>Час формування звіту ≤ 15 хв; наявність щоденних показників ефективності</w:t>
+              <w:t>Доступність ядра 99,95 %; 100 % команд в аудиті; звіт ≤ 15 хв</w:t>
             </w:r>
           </w:p>
         </w:tc>
       </w:tr>
     </w:tbl>
-    <w:p>
-      <w:pPr>
-        <w:keepNext w:val="0"/>
-        <w:widowControl/>
-        <w:spacing w:line="240" w:lineRule="auto" w:before="0" w:after="0"/>
-        <w:ind w:firstLine="0" w:left="0"/>
-        <w:jc w:val="both"/>
-      </w:pPr>
-    </w:p>
     <w:p>
       <w:pPr>
         <w:pStyle w:val="140"/>
@@ -9470,15 +9416,6 @@
     </w:tbl>
     <w:p>
       <w:pPr>
-        <w:keepNext w:val="0"/>
-        <w:widowControl/>
-        <w:spacing w:line="240" w:lineRule="auto" w:before="0" w:after="0"/>
-        <w:ind w:firstLine="0" w:left="0"/>
-        <w:jc w:val="both"/>
-      </w:pPr>
-    </w:p>
-    <w:p>
-      <w:pPr>
         <w:pStyle w:val="140"/>
         <w:keepNext/>
         <w:pageBreakBefore/>
@@ -9516,7 +9453,26 @@
           <w:color w:val="000000"/>
           <w:sz w:val="28"/>
         </w:rPr>
-        <w:t>Загальну структуру дерева цілей (рівні 0–1) подано на рис. 1.3, а деталізацію кожної гілки до третього рівня — на рис. 1.4–1.8. Для зручності читання кожну гілку подано окремим рисунком. Заходи третього рівня згруповано в рамки під відповідною ціллю другого рівня: суцільна рамка заходу означає обов’язковий елемент (зв’язок «і»), пунктирна — альтернативний варіант (зв’язок «або»), з яких на етапі проєктування обирається один.</w:t>
+        <w:t>Дерево цілей подано на одній схемі (рис. 1.3): генеральна мета розміщена вгорі, а гілки розгортаються зліва направо — цілі першого рівня, вимірювані цілі другого рівня і заходи третього рівня. Суцільна рамка заходу означає обов’язковий елемент (зв’язок «і»), пунктирна — альтернативний варіант (зв’язок «або»), з яких на етапі проєктування обирається один.</w:t>
+      </w:r>
+    </w:p>
+    <w:p>
+      <w:pPr>
+        <w:keepNext w:val="0"/>
+        <w:widowControl/>
+        <w:spacing w:line="360" w:lineRule="auto" w:before="0" w:after="0"/>
+        <w:ind w:firstLine="709" w:left="0"/>
+        <w:jc w:val="both"/>
+      </w:pPr>
+      <w:r>
+        <w:rPr>
+          <w:rFonts w:ascii="Times New Roman" w:hAnsi="Times New Roman" w:cs="Times New Roman" w:eastAsia="Times New Roman"/>
+          <w:b w:val="0"/>
+          <w:i w:val="0"/>
+          <w:color w:val="000000"/>
+          <w:sz w:val="28"/>
+        </w:rPr>
+        <w:t>Гілка 1 «Повна та достовірна обізнаність про повітряну обстановку» забезпечує інформаційну основу: без суцільного покриття, єдиного формату даних і достовірних треків неможливі подальші рішення. Гілка 2 «Своєчасна нейтралізація повітряних загроз» скорочує час реакції; альтернативи 2.1.1а і 2.1.1б задають два рівні автоматизації вибору розрахунку, причому в обох остаточне рішення залишається за людиною. Гілка 3 «Безпека дружньої авіації та населення» обмежує застосування сил: звірка з планами польотів, зони заборони ураження і правило двох осіб. Гілка 4 «Постійна готовність сил і засобів» охоплює облік розрахунків, перехоплювачів, АКБ і запасів. Гілка 5 «Стійка та захищена робота системи» забезпечує кіберзахист, доступність (альтернативи 5.2.1а і 5.2.1б — варіанти резервування ядра) і контур вдосконалення за результатами аналізу.</w:t>
       </w:r>
     </w:p>
     <w:p>
@@ -9530,7 +9486,7 @@
       <w:r>
         <w:drawing>
           <wp:inline xmlns:pic="http://schemas.openxmlformats.org/drawingml/2006/picture">
-            <wp:extent cx="5709600" cy="5907621"/>
+            <wp:extent cx="5940000" cy="7553757"/>
             <wp:docPr id="3" name="Picture 3"/>
             <wp:cNvGraphicFramePr>
               <a:graphicFrameLocks noChangeAspect="1"/>
@@ -9539,7 +9495,7 @@
               <a:graphicData uri="http://schemas.openxmlformats.org/drawingml/2006/picture">
                 <pic:pic>
                   <pic:nvPicPr>
-                    <pic:cNvPr id="0" name="03_goal_tree_overview.png"/>
+                    <pic:cNvPr id="0" name="03_goal_tree.png"/>
                     <pic:cNvPicPr/>
                   </pic:nvPicPr>
                   <pic:blipFill>
@@ -9551,7 +9507,7 @@
                   <pic:spPr>
                     <a:xfrm>
                       <a:off x="0" y="0"/>
-                      <a:ext cx="5709600" cy="5907621"/>
+                      <a:ext cx="5940000" cy="7553757"/>
                     </a:xfrm>
                     <a:prstGeom prst="rect"/>
                   </pic:spPr>
@@ -9578,69 +9534,7 @@
           <w:color w:val="000000"/>
           <w:sz w:val="28"/>
         </w:rPr>
-        <w:t>Рис. 1.3 — Дерево цілей IoT-платформи «Щит-Лінк»: генеральна мета та цілі першого рівня</w:t>
-      </w:r>
-    </w:p>
-    <w:p>
-      <w:pPr>
-        <w:keepNext/>
-        <w:widowControl/>
-        <w:spacing w:line="240" w:lineRule="auto" w:before="120" w:after="0"/>
-        <w:ind w:firstLine="0" w:left="0"/>
-        <w:jc w:val="center"/>
-      </w:pPr>
-      <w:r>
-        <w:drawing>
-          <wp:inline xmlns:pic="http://schemas.openxmlformats.org/drawingml/2006/picture">
-            <wp:extent cx="5940000" cy="6786725"/>
-            <wp:docPr id="4" name="Picture 4"/>
-            <wp:cNvGraphicFramePr>
-              <a:graphicFrameLocks noChangeAspect="1"/>
-            </wp:cNvGraphicFramePr>
-            <a:graphic>
-              <a:graphicData uri="http://schemas.openxmlformats.org/drawingml/2006/picture">
-                <pic:pic>
-                  <pic:nvPicPr>
-                    <pic:cNvPr id="0" name="04_goal_tree_branch_1.png"/>
-                    <pic:cNvPicPr/>
-                  </pic:nvPicPr>
-                  <pic:blipFill>
-                    <a:blip r:embed="rId17"/>
-                    <a:stretch>
-                      <a:fillRect/>
-                    </a:stretch>
-                  </pic:blipFill>
-                  <pic:spPr>
-                    <a:xfrm>
-                      <a:off x="0" y="0"/>
-                      <a:ext cx="5940000" cy="6786725"/>
-                    </a:xfrm>
-                    <a:prstGeom prst="rect"/>
-                  </pic:spPr>
-                </pic:pic>
-              </a:graphicData>
-            </a:graphic>
-          </wp:inline>
-        </w:drawing>
-      </w:r>
-    </w:p>
-    <w:p>
-      <w:pPr>
-        <w:keepNext w:val="0"/>
-        <w:widowControl/>
-        <w:spacing w:line="360" w:lineRule="auto" w:before="120" w:after="120"/>
-        <w:ind w:firstLine="0" w:left="0"/>
-        <w:jc w:val="center"/>
-      </w:pPr>
-      <w:r>
-        <w:rPr>
-          <w:rFonts w:ascii="Times New Roman" w:hAnsi="Times New Roman" w:cs="Times New Roman" w:eastAsia="Times New Roman"/>
-          <w:b w:val="0"/>
-          <w:i w:val="0"/>
-          <w:color w:val="000000"/>
-          <w:sz w:val="28"/>
-        </w:rPr>
-        <w:t>Рис. 1.4 — Гілка 1 дерева цілей «Підвищення повноти та достовірності ситуаційної картини повітряного простору»</w:t>
+        <w:t>Рис. 1.3 — Дерево цілей IoT-платформи «Щит-Лінк»</w:t>
       </w:r>
     </w:p>
     <w:p>
@@ -9678,426 +9572,7 @@
           <w:color w:val="000000"/>
           <w:sz w:val="28"/>
         </w:rPr>
-        <w:t>На рис. 1.4 подано гілку «Підвищення повноти та достовірності ситуаційної картини повітряного простору». Перша гілка забезпечує інформаційну основу всієї системи: без суцільного покриття, єдиного формату даних і достовірних треків неможливі подальші рішення. Альтернативні заходи 1.1.3а і 1.1.3б описують два способи резервування каналів від сенсорів.</w:t>
-      </w:r>
-    </w:p>
-    <w:p>
-      <w:pPr>
-        <w:keepNext/>
-        <w:widowControl/>
-        <w:spacing w:line="240" w:lineRule="auto" w:before="120" w:after="0"/>
-        <w:ind w:firstLine="0" w:left="0"/>
-        <w:jc w:val="center"/>
-      </w:pPr>
-      <w:r>
-        <w:drawing>
-          <wp:inline xmlns:pic="http://schemas.openxmlformats.org/drawingml/2006/picture">
-            <wp:extent cx="5940000" cy="5808293"/>
-            <wp:docPr id="5" name="Picture 5"/>
-            <wp:cNvGraphicFramePr>
-              <a:graphicFrameLocks noChangeAspect="1"/>
-            </wp:cNvGraphicFramePr>
-            <a:graphic>
-              <a:graphicData uri="http://schemas.openxmlformats.org/drawingml/2006/picture">
-                <pic:pic>
-                  <pic:nvPicPr>
-                    <pic:cNvPr id="0" name="05_goal_tree_branch_2.png"/>
-                    <pic:cNvPicPr/>
-                  </pic:nvPicPr>
-                  <pic:blipFill>
-                    <a:blip r:embed="rId18"/>
-                    <a:stretch>
-                      <a:fillRect/>
-                    </a:stretch>
-                  </pic:blipFill>
-                  <pic:spPr>
-                    <a:xfrm>
-                      <a:off x="0" y="0"/>
-                      <a:ext cx="5940000" cy="5808293"/>
-                    </a:xfrm>
-                    <a:prstGeom prst="rect"/>
-                  </pic:spPr>
-                </pic:pic>
-              </a:graphicData>
-            </a:graphic>
-          </wp:inline>
-        </w:drawing>
-      </w:r>
-    </w:p>
-    <w:p>
-      <w:pPr>
-        <w:keepNext w:val="0"/>
-        <w:widowControl/>
-        <w:spacing w:line="360" w:lineRule="auto" w:before="120" w:after="120"/>
-        <w:ind w:firstLine="0" w:left="0"/>
-        <w:jc w:val="center"/>
-      </w:pPr>
-      <w:r>
-        <w:rPr>
-          <w:rFonts w:ascii="Times New Roman" w:hAnsi="Times New Roman" w:cs="Times New Roman" w:eastAsia="Times New Roman"/>
-          <w:b w:val="0"/>
-          <w:i w:val="0"/>
-          <w:color w:val="000000"/>
-          <w:sz w:val="28"/>
-        </w:rPr>
-        <w:t>Рис. 1.5 — Гілка 2 дерева цілей «Скорочення тривалості циклу „виявлення — рішення — перехоплення“»</w:t>
-      </w:r>
-    </w:p>
-    <w:p>
-      <w:pPr>
-        <w:keepNext w:val="0"/>
-        <w:widowControl/>
-        <w:spacing w:line="240" w:lineRule="auto" w:before="0" w:after="120"/>
-        <w:ind w:firstLine="0" w:left="0"/>
-        <w:jc w:val="left"/>
-      </w:pPr>
-      <w:r>
-        <w:rPr>
-          <w:rFonts w:ascii="Times New Roman" w:hAnsi="Times New Roman" w:cs="Times New Roman" w:eastAsia="Times New Roman"/>
-          <w:b w:val="0"/>
-          <w:i/>
-          <w:color w:val="000000"/>
-          <w:sz w:val="24"/>
-        </w:rPr>
-        <w:t>Суцільна рамка — обов’язковий захід («і»); пунктирна рамка — альтернативний варіант («або»).</w:t>
-      </w:r>
-    </w:p>
-    <w:p>
-      <w:pPr>
-        <w:keepNext w:val="0"/>
-        <w:widowControl/>
-        <w:spacing w:line="360" w:lineRule="auto" w:before="0" w:after="0"/>
-        <w:ind w:firstLine="709" w:left="0"/>
-        <w:jc w:val="both"/>
-      </w:pPr>
-      <w:r>
-        <w:rPr>
-          <w:rFonts w:ascii="Times New Roman" w:hAnsi="Times New Roman" w:cs="Times New Roman" w:eastAsia="Times New Roman"/>
-          <w:b w:val="0"/>
-          <w:i w:val="0"/>
-          <w:color w:val="000000"/>
-          <w:sz w:val="28"/>
-        </w:rPr>
-        <w:t>На рис. 1.5 подано гілку «Скорочення тривалості циклу „виявлення — рішення — перехоплення“». Друга гілка спрямована на скорочення часу реакції. Альтернативи 2.1.2а та 2.1.2б задають два рівні автоматизації вибору розрахунку; в обох випадках остаточне рішення залишається за людиною.</w:t>
-      </w:r>
-    </w:p>
-    <w:p>
-      <w:pPr>
-        <w:keepNext/>
-        <w:widowControl/>
-        <w:spacing w:line="240" w:lineRule="auto" w:before="120" w:after="0"/>
-        <w:ind w:firstLine="0" w:left="0"/>
-        <w:jc w:val="center"/>
-      </w:pPr>
-      <w:r>
-        <w:drawing>
-          <wp:inline xmlns:pic="http://schemas.openxmlformats.org/drawingml/2006/picture">
-            <wp:extent cx="5940000" cy="5768324"/>
-            <wp:docPr id="6" name="Picture 6"/>
-            <wp:cNvGraphicFramePr>
-              <a:graphicFrameLocks noChangeAspect="1"/>
-            </wp:cNvGraphicFramePr>
-            <a:graphic>
-              <a:graphicData uri="http://schemas.openxmlformats.org/drawingml/2006/picture">
-                <pic:pic>
-                  <pic:nvPicPr>
-                    <pic:cNvPr id="0" name="06_goal_tree_branch_3.png"/>
-                    <pic:cNvPicPr/>
-                  </pic:nvPicPr>
-                  <pic:blipFill>
-                    <a:blip r:embed="rId19"/>
-                    <a:stretch>
-                      <a:fillRect/>
-                    </a:stretch>
-                  </pic:blipFill>
-                  <pic:spPr>
-                    <a:xfrm>
-                      <a:off x="0" y="0"/>
-                      <a:ext cx="5940000" cy="5768324"/>
-                    </a:xfrm>
-                    <a:prstGeom prst="rect"/>
-                  </pic:spPr>
-                </pic:pic>
-              </a:graphicData>
-            </a:graphic>
-          </wp:inline>
-        </w:drawing>
-      </w:r>
-    </w:p>
-    <w:p>
-      <w:pPr>
-        <w:keepNext w:val="0"/>
-        <w:widowControl/>
-        <w:spacing w:line="360" w:lineRule="auto" w:before="120" w:after="120"/>
-        <w:ind w:firstLine="0" w:left="0"/>
-        <w:jc w:val="center"/>
-      </w:pPr>
-      <w:r>
-        <w:rPr>
-          <w:rFonts w:ascii="Times New Roman" w:hAnsi="Times New Roman" w:cs="Times New Roman" w:eastAsia="Times New Roman"/>
-          <w:b w:val="0"/>
-          <w:i w:val="0"/>
-          <w:color w:val="000000"/>
-          <w:sz w:val="28"/>
-        </w:rPr>
-        <w:t>Рис. 1.6 — Гілка 3 дерева цілей «Ефективне управління ресурсами центру»</w:t>
-      </w:r>
-    </w:p>
-    <w:p>
-      <w:pPr>
-        <w:keepNext w:val="0"/>
-        <w:widowControl/>
-        <w:spacing w:line="240" w:lineRule="auto" w:before="0" w:after="120"/>
-        <w:ind w:firstLine="0" w:left="0"/>
-        <w:jc w:val="left"/>
-      </w:pPr>
-      <w:r>
-        <w:rPr>
-          <w:rFonts w:ascii="Times New Roman" w:hAnsi="Times New Roman" w:cs="Times New Roman" w:eastAsia="Times New Roman"/>
-          <w:b w:val="0"/>
-          <w:i/>
-          <w:color w:val="000000"/>
-          <w:sz w:val="24"/>
-        </w:rPr>
-        <w:t>Суцільна рамка — обов’язковий захід («і»); пунктирна рамка — альтернативний варіант («або»).</w:t>
-      </w:r>
-    </w:p>
-    <w:p>
-      <w:pPr>
-        <w:keepNext w:val="0"/>
-        <w:widowControl/>
-        <w:spacing w:line="360" w:lineRule="auto" w:before="0" w:after="0"/>
-        <w:ind w:firstLine="709" w:left="0"/>
-        <w:jc w:val="both"/>
-      </w:pPr>
-      <w:r>
-        <w:rPr>
-          <w:rFonts w:ascii="Times New Roman" w:hAnsi="Times New Roman" w:cs="Times New Roman" w:eastAsia="Times New Roman"/>
-          <w:b w:val="0"/>
-          <w:i w:val="0"/>
-          <w:color w:val="000000"/>
-          <w:sz w:val="28"/>
-        </w:rPr>
-        <w:t>На рис. 1.6 подано гілку «Ефективне управління ресурсами центру». Третя гілка охоплює облік розрахунків, перехоплювачів, АКБ і запасів. Альтернативи 3.2.2а і 3.2.2б відображають два способи ідентифікації техніки.</w:t>
-      </w:r>
-    </w:p>
-    <w:p>
-      <w:pPr>
-        <w:keepNext/>
-        <w:widowControl/>
-        <w:spacing w:line="240" w:lineRule="auto" w:before="120" w:after="0"/>
-        <w:ind w:firstLine="0" w:left="0"/>
-        <w:jc w:val="center"/>
-      </w:pPr>
-      <w:r>
-        <w:drawing>
-          <wp:inline xmlns:pic="http://schemas.openxmlformats.org/drawingml/2006/picture">
-            <wp:extent cx="5940000" cy="5676143"/>
-            <wp:docPr id="7" name="Picture 7"/>
-            <wp:cNvGraphicFramePr>
-              <a:graphicFrameLocks noChangeAspect="1"/>
-            </wp:cNvGraphicFramePr>
-            <a:graphic>
-              <a:graphicData uri="http://schemas.openxmlformats.org/drawingml/2006/picture">
-                <pic:pic>
-                  <pic:nvPicPr>
-                    <pic:cNvPr id="0" name="07_goal_tree_branch_4.png"/>
-                    <pic:cNvPicPr/>
-                  </pic:nvPicPr>
-                  <pic:blipFill>
-                    <a:blip r:embed="rId20"/>
-                    <a:stretch>
-                      <a:fillRect/>
-                    </a:stretch>
-                  </pic:blipFill>
-                  <pic:spPr>
-                    <a:xfrm>
-                      <a:off x="0" y="0"/>
-                      <a:ext cx="5940000" cy="5676143"/>
-                    </a:xfrm>
-                    <a:prstGeom prst="rect"/>
-                  </pic:spPr>
-                </pic:pic>
-              </a:graphicData>
-            </a:graphic>
-          </wp:inline>
-        </w:drawing>
-      </w:r>
-    </w:p>
-    <w:p>
-      <w:pPr>
-        <w:keepNext w:val="0"/>
-        <w:widowControl/>
-        <w:spacing w:line="360" w:lineRule="auto" w:before="120" w:after="120"/>
-        <w:ind w:firstLine="0" w:left="0"/>
-        <w:jc w:val="center"/>
-      </w:pPr>
-      <w:r>
-        <w:rPr>
-          <w:rFonts w:ascii="Times New Roman" w:hAnsi="Times New Roman" w:cs="Times New Roman" w:eastAsia="Times New Roman"/>
-          <w:b w:val="0"/>
-          <w:i w:val="0"/>
-          <w:color w:val="000000"/>
-          <w:sz w:val="28"/>
-        </w:rPr>
-        <w:t>Рис. 1.7 — Гілка 4 дерева цілей «Безпечне, надійне та кіберзахищене функціонування системи»</w:t>
-      </w:r>
-    </w:p>
-    <w:p>
-      <w:pPr>
-        <w:keepNext w:val="0"/>
-        <w:widowControl/>
-        <w:spacing w:line="240" w:lineRule="auto" w:before="0" w:after="120"/>
-        <w:ind w:firstLine="0" w:left="0"/>
-        <w:jc w:val="left"/>
-      </w:pPr>
-      <w:r>
-        <w:rPr>
-          <w:rFonts w:ascii="Times New Roman" w:hAnsi="Times New Roman" w:cs="Times New Roman" w:eastAsia="Times New Roman"/>
-          <w:b w:val="0"/>
-          <w:i/>
-          <w:color w:val="000000"/>
-          <w:sz w:val="24"/>
-        </w:rPr>
-        <w:t>Суцільна рамка — обов’язковий захід («і»); пунктирна рамка — альтернативний варіант («або»).</w:t>
-      </w:r>
-    </w:p>
-    <w:p>
-      <w:pPr>
-        <w:keepNext w:val="0"/>
-        <w:widowControl/>
-        <w:spacing w:line="360" w:lineRule="auto" w:before="0" w:after="0"/>
-        <w:ind w:firstLine="709" w:left="0"/>
-        <w:jc w:val="both"/>
-      </w:pPr>
-      <w:r>
-        <w:rPr>
-          <w:rFonts w:ascii="Times New Roman" w:hAnsi="Times New Roman" w:cs="Times New Roman" w:eastAsia="Times New Roman"/>
-          <w:b w:val="0"/>
-          <w:i w:val="0"/>
-          <w:color w:val="000000"/>
-          <w:sz w:val="28"/>
-        </w:rPr>
-        <w:t>На рис. 1.7 подано гілку «Безпечне, надійне та кіберзахищене функціонування системи». Четверта гілка забезпечує захищеність і стійкість системи, включно із запобіганням ураженню дружніх повітряних суден. Альтернативи 4.2.2а і 4.2.2б — варіанти резервування ядра.</w:t>
-      </w:r>
-    </w:p>
-    <w:p>
-      <w:pPr>
-        <w:keepNext/>
-        <w:widowControl/>
-        <w:spacing w:line="240" w:lineRule="auto" w:before="120" w:after="0"/>
-        <w:ind w:firstLine="0" w:left="0"/>
-        <w:jc w:val="center"/>
-      </w:pPr>
-      <w:r>
-        <w:drawing>
-          <wp:inline xmlns:pic="http://schemas.openxmlformats.org/drawingml/2006/picture">
-            <wp:extent cx="5940000" cy="4304948"/>
-            <wp:docPr id="8" name="Picture 8"/>
-            <wp:cNvGraphicFramePr>
-              <a:graphicFrameLocks noChangeAspect="1"/>
-            </wp:cNvGraphicFramePr>
-            <a:graphic>
-              <a:graphicData uri="http://schemas.openxmlformats.org/drawingml/2006/picture">
-                <pic:pic>
-                  <pic:nvPicPr>
-                    <pic:cNvPr id="0" name="08_goal_tree_branch_5.png"/>
-                    <pic:cNvPicPr/>
-                  </pic:nvPicPr>
-                  <pic:blipFill>
-                    <a:blip r:embed="rId21"/>
-                    <a:stretch>
-                      <a:fillRect/>
-                    </a:stretch>
-                  </pic:blipFill>
-                  <pic:spPr>
-                    <a:xfrm>
-                      <a:off x="0" y="0"/>
-                      <a:ext cx="5940000" cy="4304948"/>
-                    </a:xfrm>
-                    <a:prstGeom prst="rect"/>
-                  </pic:spPr>
-                </pic:pic>
-              </a:graphicData>
-            </a:graphic>
-          </wp:inline>
-        </w:drawing>
-      </w:r>
-    </w:p>
-    <w:p>
-      <w:pPr>
-        <w:keepNext w:val="0"/>
-        <w:widowControl/>
-        <w:spacing w:line="360" w:lineRule="auto" w:before="120" w:after="120"/>
-        <w:ind w:firstLine="0" w:left="0"/>
-        <w:jc w:val="center"/>
-      </w:pPr>
-      <w:r>
-        <w:rPr>
-          <w:rFonts w:ascii="Times New Roman" w:hAnsi="Times New Roman" w:cs="Times New Roman" w:eastAsia="Times New Roman"/>
-          <w:b w:val="0"/>
-          <w:i w:val="0"/>
-          <w:color w:val="000000"/>
-          <w:sz w:val="28"/>
-        </w:rPr>
-        <w:t>Рис. 1.8 — Гілка 5 дерева цілей «Аналітика, звітність і безперервне вдосконалення діяльності»</w:t>
-      </w:r>
-    </w:p>
-    <w:p>
-      <w:pPr>
-        <w:keepNext w:val="0"/>
-        <w:widowControl/>
-        <w:spacing w:line="240" w:lineRule="auto" w:before="0" w:after="120"/>
-        <w:ind w:firstLine="0" w:left="0"/>
-        <w:jc w:val="left"/>
-      </w:pPr>
-      <w:r>
-        <w:rPr>
-          <w:rFonts w:ascii="Times New Roman" w:hAnsi="Times New Roman" w:cs="Times New Roman" w:eastAsia="Times New Roman"/>
-          <w:b w:val="0"/>
-          <w:i/>
-          <w:color w:val="000000"/>
-          <w:sz w:val="24"/>
-        </w:rPr>
-        <w:t>Суцільна рамка — обов’язковий захід («і»); пунктирна рамка — альтернативний варіант («або»).</w:t>
-      </w:r>
-    </w:p>
-    <w:p>
-      <w:pPr>
-        <w:keepNext w:val="0"/>
-        <w:widowControl/>
-        <w:spacing w:line="360" w:lineRule="auto" w:before="0" w:after="0"/>
-        <w:ind w:firstLine="709" w:left="0"/>
-        <w:jc w:val="both"/>
-      </w:pPr>
-      <w:r>
-        <w:rPr>
-          <w:rFonts w:ascii="Times New Roman" w:hAnsi="Times New Roman" w:cs="Times New Roman" w:eastAsia="Times New Roman"/>
-          <w:b w:val="0"/>
-          <w:i w:val="0"/>
-          <w:color w:val="000000"/>
-          <w:sz w:val="28"/>
-        </w:rPr>
-        <w:t>На рис. 1.8 подано гілку «Аналітика, звітність і безперервне вдосконалення діяльності». П’ята гілка формує контур зворотного зв’язку: звіти, показники ефективності та навчання операторів. Альтернативи 5.3.1а і 5.3.1б — два способи підвищення кваліфікації.</w:t>
-      </w:r>
-    </w:p>
-    <w:p>
-      <w:pPr>
-        <w:keepNext w:val="0"/>
-        <w:widowControl/>
-        <w:spacing w:line="360" w:lineRule="auto" w:before="0" w:after="0"/>
-        <w:ind w:firstLine="709" w:left="0"/>
-        <w:jc w:val="both"/>
-      </w:pPr>
-      <w:r>
-        <w:rPr>
-          <w:rFonts w:ascii="Times New Roman" w:hAnsi="Times New Roman" w:cs="Times New Roman" w:eastAsia="Times New Roman"/>
-          <w:b w:val="0"/>
-          <w:i w:val="0"/>
-          <w:color w:val="000000"/>
-          <w:sz w:val="28"/>
-        </w:rPr>
-        <w:t>Отримане дерево має чотири рівні (0–3): одну генеральну мету, 5 цілей першого рівня, 15 цілей другого рівня та 40 заходів третього рівня. Вимоги до дерева цілей виконано: цілі кожного рівня порівнянні за масштабом, на другому рівні мають вимірювані показники, підцілі незалежні та разом повністю описують батьківську ціль, а нижній рівень складається із заходів досягнення цілей.</w:t>
+        <w:t>Отримане дерево має чотири рівні (0–3): одну генеральну мету, 5 цілей першого рівня, 15 цілей другого рівня та 30 заходів третього рівня. Вимоги до дерева цілей виконано: цілі кожного рівня порівнянні за масштабом, на другому рівні мають вимірювані показники, підцілі незалежні та разом повністю описують батьківську ціль, а нижній рівень складається із заходів досягнення цілей.</w:t>
       </w:r>
     </w:p>
     <w:p>
@@ -10119,7 +9594,7 @@
           <w:color w:val="000000"/>
           <w:sz w:val="28"/>
         </w:rPr>
-        <w:t>11. Робоча структура проекту</w:t>
+        <w:t>11. Робоча структура проєкту</w:t>
       </w:r>
       <w:bookmarkEnd w:id="14"/>
     </w:p>
@@ -10139,7 +9614,7 @@
           <w:color w:val="000000"/>
           <w:sz w:val="28"/>
         </w:rPr>
-        <w:t xml:space="preserve">Об’єктом WBS-аналізу є проект «Створення IoT-платформи „Щит-Лінк“». Проект триває з 02.11.2026 до 29.10.2027 (12 місяців) і охоплює стадії створення автоматизованої системи за ГОСТ 34.601-90: формування вимог і технічне завдання, проєктування, розроблення підсистем, введення в дію. Робочу структуру проекту побудовано за </w:t>
+        <w:t xml:space="preserve">Об’єктом WBS-аналізу є проєкт «Створення IoT-платформи „Щит-Лінк“». Проєкт триває з 02.11.2026 до 29.10.2027 (12 місяців) і охоплює стадії створення автоматизованої системи за ГОСТ 34.601-90: формування вимог і технічне завдання, проєктування, розроблення підсистем, введення в дію. Робочу структуру проєкту побудовано за </w:t>
       </w:r>
       <w:r>
         <w:rPr>
@@ -10159,7 +9634,7 @@
           <w:color w:val="000000"/>
           <w:sz w:val="28"/>
         </w:rPr>
-        <w:t>: другий рівень утворюють субпроекти, що відповідають підсистемам платформи, а також інтегровані роботи, спільні для всіх підсистем, — управління проектом, обстеження, інфраструктура та впровадження. Структура має чотири рівні: 1 — проект; 2 — субпроекти (8); 3 — блоки робіт (20); 4 — робочі пакети (38).</w:t>
+        <w:t>: другий рівень утворюють субпроєкти, що відповідають підсистемам платформи, а також інтегровані роботи, спільні для всіх підсистем, — управління проєктом, обстеження, інфраструктура та впровадження. Структура має чотири рівні: 1 — проєкт; 2 — субпроєкти (8); 3 — блоки робіт (20); 4 — робочі пакети (42).</w:t>
       </w:r>
     </w:p>
     <w:p>
@@ -10201,7 +9676,7 @@
           <w:color w:val="000000"/>
           <w:sz w:val="28"/>
         </w:rPr>
-        <w:t>Застосування шести етапів розробки WBS до проекту наведено в табл. 1.8.</w:t>
+        <w:t>Застосування шести етапів розробки WBS до проєкту наведено в табл. 1.8.</w:t>
       </w:r>
     </w:p>
     <w:p>
@@ -10221,7 +9696,7 @@
           <w:color w:val="000000"/>
           <w:sz w:val="28"/>
         </w:rPr>
-        <w:t>Таблиця 1.8 — Етапи розробки WBS проекту створення «Щит-Лінк»</w:t>
+        <w:t>Таблиця 1.8 — Етапи розробки WBS проєкту створення «Щит-Лінк»</w:t>
       </w:r>
     </w:p>
     <w:tbl>
@@ -10320,7 +9795,7 @@
                 <w:color w:val="000000"/>
                 <w:sz w:val="24"/>
               </w:rPr>
-              <w:t>Результат для проекту</w:t>
+              <w:t>Результат для проєкту</w:t>
             </w:r>
           </w:p>
         </w:tc>
@@ -10400,7 +9875,7 @@
                 <w:color w:val="000000"/>
                 <w:sz w:val="24"/>
               </w:rPr>
-              <w:t>Робочий пакет тривалістю 10–60 робочих днів (моніторинг проекту — до 240 днів)</w:t>
+              <w:t>Робочий пакет тривалістю 10–60 робочих днів (моніторинг проєкту — до 240 днів)</w:t>
             </w:r>
           </w:p>
         </w:tc>
@@ -10480,7 +9955,7 @@
                 <w:color w:val="000000"/>
                 <w:sz w:val="24"/>
               </w:rPr>
-              <w:t>Чотири рівні: проект — субпроект — блок — робочий пакет</w:t>
+              <w:t>Чотири рівні: проєкт — субпроєкт — блок — робочий пакет</w:t>
             </w:r>
           </w:p>
         </w:tc>
@@ -10560,7 +10035,7 @@
                 <w:color w:val="000000"/>
                 <w:sz w:val="24"/>
               </w:rPr>
-              <w:t>8 субпроектів за продуктовим принципом, 20 блоків, 38 робочих пакетів</w:t>
+              <w:t>8 субпроєктів за продуктовим принципом, 20 блоків, 42 робочих пакетів</w:t>
             </w:r>
           </w:p>
         </w:tc>
@@ -10800,21 +10275,12 @@
                 <w:color w:val="000000"/>
                 <w:sz w:val="24"/>
               </w:rPr>
-              <w:t>Бюджет субпроектів і проекту 29 330 тис. грн (табл. 1.11)</w:t>
+              <w:t>Бюджет субпроєктів і проєкту 29 330 тис. грн (табл. 1.11)</w:t>
             </w:r>
           </w:p>
         </w:tc>
       </w:tr>
     </w:tbl>
-    <w:p>
-      <w:pPr>
-        <w:keepNext w:val="0"/>
-        <w:widowControl/>
-        <w:spacing w:line="240" w:lineRule="auto" w:before="0" w:after="0"/>
-        <w:ind w:firstLine="0" w:left="0"/>
-        <w:jc w:val="both"/>
-      </w:pPr>
-    </w:p>
     <w:p>
       <w:pPr>
         <w:pStyle w:val="140"/>
@@ -10834,7 +10300,7 @@
           <w:color w:val="000000"/>
           <w:sz w:val="28"/>
         </w:rPr>
-        <w:t>13. Аналіз характеристик проекту</w:t>
+        <w:t>13. Аналіз характеристик проєкту</w:t>
       </w:r>
       <w:bookmarkEnd w:id="16"/>
     </w:p>
@@ -10854,7 +10320,7 @@
           <w:color w:val="000000"/>
           <w:sz w:val="28"/>
         </w:rPr>
-        <w:t>Основні характеристики проекту, аналогічні характеристикам робочого пакета, подано в табл. 1.9, характеристики робочих пакетів — у табл. 1.10, а результати зворотних обчислень бюджету за субпроектами — у табл. 1.11.</w:t>
+        <w:t>Основні характеристики проєкту, аналогічні характеристикам робочого пакета, подано в табл. 1.9, характеристики робочих пакетів — у табл. 1.10, а результати зворотних обчислень бюджету за субпроєктами — у табл. 1.11.</w:t>
       </w:r>
     </w:p>
     <w:p>
@@ -10874,7 +10340,7 @@
           <w:color w:val="000000"/>
           <w:sz w:val="28"/>
         </w:rPr>
-        <w:t>Таблиця 1.9 — Основні характеристики проекту</w:t>
+        <w:t>Таблиця 1.9 — Основні характеристики проєкту</w:t>
       </w:r>
     </w:p>
     <w:tbl>
@@ -11002,7 +10468,7 @@
                 <w:color w:val="000000"/>
                 <w:sz w:val="24"/>
               </w:rPr>
-              <w:t>1.1 Управління проектом;</w:t>
+              <w:t>1.1 Управління проєктом;</w:t>
             </w:r>
           </w:p>
           <w:p>
@@ -11190,7 +10656,7 @@
                 <w:color w:val="000000"/>
                 <w:sz w:val="24"/>
               </w:rPr>
-              <w:t>Керівник проекту; відповідальні за субпроекти визначені в табл. 1.11; замовник — начальник умовного РЦПДО «Щит-Північ»</w:t>
+              <w:t>Керівник проєкту; відповідальні за субпроєкти визначені в табл. 1.11; замовник — начальник умовного РЦПДО «Щит-Північ»</w:t>
             </w:r>
           </w:p>
         </w:tc>
@@ -11300,7 +10766,7 @@
                 <w:color w:val="000000"/>
                 <w:sz w:val="24"/>
               </w:rPr>
-              <w:t>людські: керівник проекту, бізнес- і системний аналітики, архітектор, 8 розробників, аналітик даних, інженери IoT і DevOps, офіцер кібербезпеки, інженер з якості, інструктор;</w:t>
+              <w:t>людські: керівник проєкту, бізнес- і системний аналітики, архітектор, 8 розробників, аналітик даних, інженери IoT і з розгортання, офіцер кібербезпеки, інженер з якості, інструктор;</w:t>
             </w:r>
           </w:p>
           <w:p>
@@ -11399,15 +10865,6 @@
         </w:tc>
       </w:tr>
     </w:tbl>
-    <w:p>
-      <w:pPr>
-        <w:keepNext w:val="0"/>
-        <w:widowControl/>
-        <w:spacing w:line="240" w:lineRule="auto" w:before="0" w:after="0"/>
-        <w:ind w:firstLine="0" w:left="0"/>
-        <w:jc w:val="both"/>
-      </w:pPr>
-    </w:p>
     <w:p>
       <w:pPr>
         <w:keepNext/>
@@ -11425,7 +10882,7 @@
           <w:color w:val="000000"/>
           <w:sz w:val="28"/>
         </w:rPr>
-        <w:t>Таблиця 1.10 — Характеристики робочих пакетів проекту</w:t>
+        <w:t>Таблиця 1.10 — Характеристики робочих пакетів проєкту</w:t>
       </w:r>
     </w:p>
     <w:tbl>
@@ -11631,7 +11088,7 @@
                 <w:color w:val="000000"/>
                 <w:sz w:val="22"/>
               </w:rPr>
-              <w:t>Розроблення плану проекту та WBS</w:t>
+              <w:t>Розроблення плану проєкту та WBS</w:t>
             </w:r>
           </w:p>
         </w:tc>
@@ -11656,7 +11113,7 @@
                 <w:color w:val="000000"/>
                 <w:sz w:val="22"/>
               </w:rPr>
-              <w:t>Керівник проекту</w:t>
+              <w:t>Керівник проєкту</w:t>
             </w:r>
           </w:p>
         </w:tc>
@@ -11786,7 +11243,7 @@
                 <w:color w:val="000000"/>
                 <w:sz w:val="22"/>
               </w:rPr>
-              <w:t>Керівник проекту</w:t>
+              <w:t>Керівник проєкту</w:t>
             </w:r>
           </w:p>
         </w:tc>
@@ -11916,7 +11373,7 @@
                 <w:color w:val="000000"/>
                 <w:sz w:val="22"/>
               </w:rPr>
-              <w:t>Керівник проекту</w:t>
+              <w:t>Керівник проєкту</w:t>
             </w:r>
           </w:p>
         </w:tc>
@@ -13321,7 +12778,7 @@
                 <w:color w:val="000000"/>
                 <w:sz w:val="22"/>
               </w:rPr>
-              <w:t>Реєстр сенсорів і моніторинг їхнього стану</w:t>
+              <w:t>Реєстр сенсорів і перехоплювачів</w:t>
             </w:r>
           </w:p>
         </w:tc>
@@ -13371,7 +12828,7 @@
                 <w:color w:val="000000"/>
                 <w:sz w:val="22"/>
               </w:rPr>
-              <w:t>20</w:t>
+              <w:t>12</w:t>
             </w:r>
           </w:p>
         </w:tc>
@@ -13396,7 +12853,7 @@
                 <w:color w:val="000000"/>
                 <w:sz w:val="22"/>
               </w:rPr>
-              <w:t>550</w:t>
+              <w:t>300</w:t>
             </w:r>
           </w:p>
         </w:tc>
@@ -13426,7 +12883,7 @@
                 <w:color w:val="000000"/>
                 <w:sz w:val="22"/>
               </w:rPr>
-              <w:t>1.4.1.1</w:t>
+              <w:t>1.3.3.2</w:t>
             </w:r>
           </w:p>
         </w:tc>
@@ -13451,7 +12908,7 @@
                 <w:color w:val="000000"/>
                 <w:sz w:val="22"/>
               </w:rPr>
-              <w:t>Сервіс злиття виявлень у треки</w:t>
+              <w:t>Моніторинг стану пристроїв і сповіщення про збої</w:t>
             </w:r>
           </w:p>
         </w:tc>
@@ -13501,7 +12958,7 @@
                 <w:color w:val="000000"/>
                 <w:sz w:val="22"/>
               </w:rPr>
-              <w:t>45</w:t>
+              <w:t>8</w:t>
             </w:r>
           </w:p>
         </w:tc>
@@ -13526,7 +12983,7 @@
                 <w:color w:val="000000"/>
                 <w:sz w:val="22"/>
               </w:rPr>
-              <w:t>1 600</w:t>
+              <w:t>250</w:t>
             </w:r>
           </w:p>
         </w:tc>
@@ -13556,7 +13013,7 @@
                 <w:color w:val="000000"/>
                 <w:sz w:val="22"/>
               </w:rPr>
-              <w:t>1.4.1.2</w:t>
+              <w:t>1.4.1.1</w:t>
             </w:r>
           </w:p>
         </w:tc>
@@ -13581,7 +13038,7 @@
                 <w:color w:val="000000"/>
                 <w:sz w:val="22"/>
               </w:rPr>
-              <w:t>Прогноз траєкторій і часу підльоту</w:t>
+              <w:t>Сервіс злиття виявлень у треки</w:t>
             </w:r>
           </w:p>
         </w:tc>
@@ -13631,7 +13088,7 @@
                 <w:color w:val="000000"/>
                 <w:sz w:val="22"/>
               </w:rPr>
-              <w:t>25</w:t>
+              <w:t>45</w:t>
             </w:r>
           </w:p>
         </w:tc>
@@ -13656,7 +13113,7 @@
                 <w:color w:val="000000"/>
                 <w:sz w:val="22"/>
               </w:rPr>
-              <w:t>800</w:t>
+              <w:t>1 600</w:t>
             </w:r>
           </w:p>
         </w:tc>
@@ -13686,7 +13143,7 @@
                 <w:color w:val="000000"/>
                 <w:sz w:val="22"/>
               </w:rPr>
-              <w:t>1.4.2.1</w:t>
+              <w:t>1.4.1.2</w:t>
             </w:r>
           </w:p>
         </w:tc>
@@ -13711,7 +13168,7 @@
                 <w:color w:val="000000"/>
                 <w:sz w:val="22"/>
               </w:rPr>
-              <w:t>Модель класифікації повітряних цілей</w:t>
+              <w:t>Прогноз траєкторій і часу підльоту</w:t>
             </w:r>
           </w:p>
         </w:tc>
@@ -13736,7 +13193,7 @@
                 <w:color w:val="000000"/>
                 <w:sz w:val="22"/>
               </w:rPr>
-              <w:t>Аналітик даних</w:t>
+              <w:t>Розробник ПЗ</w:t>
             </w:r>
           </w:p>
         </w:tc>
@@ -13761,7 +13218,7 @@
                 <w:color w:val="000000"/>
                 <w:sz w:val="22"/>
               </w:rPr>
-              <w:t>40</w:t>
+              <w:t>25</w:t>
             </w:r>
           </w:p>
         </w:tc>
@@ -13786,7 +13243,7 @@
                 <w:color w:val="000000"/>
                 <w:sz w:val="22"/>
               </w:rPr>
-              <w:t>1 400</w:t>
+              <w:t>800</w:t>
             </w:r>
           </w:p>
         </w:tc>
@@ -13816,7 +13273,7 @@
                 <w:color w:val="000000"/>
                 <w:sz w:val="22"/>
               </w:rPr>
-              <w:t>1.4.2.2</w:t>
+              <w:t>1.4.2.1</w:t>
             </w:r>
           </w:p>
         </w:tc>
@@ -13841,7 +13298,7 @@
                 <w:color w:val="000000"/>
                 <w:sz w:val="22"/>
               </w:rPr>
-              <w:t>Розрахунок пріоритету загрози</w:t>
+              <w:t>Модель класифікації повітряних цілей</w:t>
             </w:r>
           </w:p>
         </w:tc>
@@ -13866,7 +13323,7 @@
                 <w:color w:val="000000"/>
                 <w:sz w:val="22"/>
               </w:rPr>
-              <w:t>Розробник ПЗ</w:t>
+              <w:t>Аналітик даних</w:t>
             </w:r>
           </w:p>
         </w:tc>
@@ -13891,7 +13348,7 @@
                 <w:color w:val="000000"/>
                 <w:sz w:val="22"/>
               </w:rPr>
-              <w:t>15</w:t>
+              <w:t>40</w:t>
             </w:r>
           </w:p>
         </w:tc>
@@ -13916,7 +13373,7 @@
                 <w:color w:val="000000"/>
                 <w:sz w:val="22"/>
               </w:rPr>
-              <w:t>450</w:t>
+              <w:t>1 400</w:t>
             </w:r>
           </w:p>
         </w:tc>
@@ -13946,7 +13403,7 @@
                 <w:color w:val="000000"/>
                 <w:sz w:val="22"/>
               </w:rPr>
-              <w:t>1.4.3.1</w:t>
+              <w:t>1.4.2.2</w:t>
             </w:r>
           </w:p>
         </w:tc>
@@ -13971,7 +13428,7 @@
                 <w:color w:val="000000"/>
                 <w:sz w:val="22"/>
               </w:rPr>
-              <w:t>Мнемосхема повітряної обстановки</w:t>
+              <w:t>Розрахунок пріоритету загрози</w:t>
             </w:r>
           </w:p>
         </w:tc>
@@ -13996,7 +13453,7 @@
                 <w:color w:val="000000"/>
                 <w:sz w:val="22"/>
               </w:rPr>
-              <w:t>Розробник інтерфейсів</w:t>
+              <w:t>Розробник ПЗ</w:t>
             </w:r>
           </w:p>
         </w:tc>
@@ -14021,7 +13478,7 @@
                 <w:color w:val="000000"/>
                 <w:sz w:val="22"/>
               </w:rPr>
-              <w:t>35</w:t>
+              <w:t>15</w:t>
             </w:r>
           </w:p>
         </w:tc>
@@ -14046,7 +13503,7 @@
                 <w:color w:val="000000"/>
                 <w:sz w:val="22"/>
               </w:rPr>
-              <w:t>1 100</w:t>
+              <w:t>450</w:t>
             </w:r>
           </w:p>
         </w:tc>
@@ -14076,7 +13533,7 @@
                 <w:color w:val="000000"/>
                 <w:sz w:val="22"/>
               </w:rPr>
-              <w:t>1.5.1.1</w:t>
+              <w:t>1.4.3.1</w:t>
             </w:r>
           </w:p>
         </w:tc>
@@ -14101,7 +13558,7 @@
                 <w:color w:val="000000"/>
                 <w:sz w:val="22"/>
               </w:rPr>
-              <w:t>Підбір розрахунку-кандидата</w:t>
+              <w:t>Мнемосхема повітряної обстановки</w:t>
             </w:r>
           </w:p>
         </w:tc>
@@ -14126,7 +13583,7 @@
                 <w:color w:val="000000"/>
                 <w:sz w:val="22"/>
               </w:rPr>
-              <w:t>Розробник ПЗ</w:t>
+              <w:t>Розробник інтерфейсів</w:t>
             </w:r>
           </w:p>
         </w:tc>
@@ -14151,7 +13608,7 @@
                 <w:color w:val="000000"/>
                 <w:sz w:val="22"/>
               </w:rPr>
-              <w:t>25</w:t>
+              <w:t>20</w:t>
             </w:r>
           </w:p>
         </w:tc>
@@ -14176,7 +13633,7 @@
                 <w:color w:val="000000"/>
                 <w:sz w:val="22"/>
               </w:rPr>
-              <w:t>800</w:t>
+              <w:t>650</w:t>
             </w:r>
           </w:p>
         </w:tc>
@@ -14206,7 +13663,7 @@
                 <w:color w:val="000000"/>
                 <w:sz w:val="22"/>
               </w:rPr>
-              <w:t>1.5.1.2</w:t>
+              <w:t>1.4.3.2</w:t>
             </w:r>
           </w:p>
         </w:tc>
@@ -14231,7 +13688,7 @@
                 <w:color w:val="000000"/>
                 <w:sz w:val="22"/>
               </w:rPr>
-              <w:t>Санкціонування пуску за правилом двох осіб</w:t>
+              <w:t>Черга загроз і картка треку</w:t>
             </w:r>
           </w:p>
         </w:tc>
@@ -14256,7 +13713,7 @@
                 <w:color w:val="000000"/>
                 <w:sz w:val="22"/>
               </w:rPr>
-              <w:t>Розробник ПЗ</w:t>
+              <w:t>Розробник інтерфейсів</w:t>
             </w:r>
           </w:p>
         </w:tc>
@@ -14336,7 +13793,7 @@
                 <w:color w:val="000000"/>
                 <w:sz w:val="22"/>
               </w:rPr>
-              <w:t>1.5.2.1</w:t>
+              <w:t>1.5.1.1</w:t>
             </w:r>
           </w:p>
         </w:tc>
@@ -14361,7 +13818,7 @@
                 <w:color w:val="000000"/>
                 <w:sz w:val="22"/>
               </w:rPr>
-              <w:t>Машина станів місії та журнал подій</w:t>
+              <w:t>Підбір розрахунку-кандидата</w:t>
             </w:r>
           </w:p>
         </w:tc>
@@ -14436,7 +13893,7 @@
                 <w:color w:val="000000"/>
                 <w:sz w:val="22"/>
               </w:rPr>
-              <w:t>750</w:t>
+              <w:t>800</w:t>
             </w:r>
           </w:p>
         </w:tc>
@@ -14466,7 +13923,7 @@
                 <w:color w:val="000000"/>
                 <w:sz w:val="22"/>
               </w:rPr>
-              <w:t>1.5.2.2</w:t>
+              <w:t>1.5.1.2</w:t>
             </w:r>
           </w:p>
         </w:tc>
@@ -14491,7 +13948,7 @@
                 <w:color w:val="000000"/>
                 <w:sz w:val="22"/>
               </w:rPr>
-              <w:t>Застосунок планшета розрахунку</w:t>
+              <w:t>Санкціонування пуску за правилом двох осіб</w:t>
             </w:r>
           </w:p>
         </w:tc>
@@ -14516,7 +13973,7 @@
                 <w:color w:val="000000"/>
                 <w:sz w:val="22"/>
               </w:rPr>
-              <w:t>Розробник мобільних застосунків</w:t>
+              <w:t>Розробник ПЗ</w:t>
             </w:r>
           </w:p>
         </w:tc>
@@ -14541,7 +13998,7 @@
                 <w:color w:val="000000"/>
                 <w:sz w:val="22"/>
               </w:rPr>
-              <w:t>35</w:t>
+              <w:t>15</w:t>
             </w:r>
           </w:p>
         </w:tc>
@@ -14566,7 +14023,7 @@
                 <w:color w:val="000000"/>
                 <w:sz w:val="22"/>
               </w:rPr>
-              <w:t>1 200</w:t>
+              <w:t>450</w:t>
             </w:r>
           </w:p>
         </w:tc>
@@ -14581,6 +14038,396 @@
           </w:tcPr>
           <w:p>
             <w:pPr>
+              <w:keepNext/>
+              <w:widowControl/>
+              <w:spacing w:line="240" w:lineRule="auto" w:before="0" w:after="0"/>
+              <w:ind w:firstLine="0" w:left="0"/>
+              <w:jc w:val="left"/>
+            </w:pPr>
+            <w:r/>
+            <w:r>
+              <w:rPr>
+                <w:rFonts w:ascii="Times New Roman" w:hAnsi="Times New Roman" w:cs="Times New Roman" w:eastAsia="Times New Roman"/>
+                <w:b w:val="0"/>
+                <w:i w:val="0"/>
+                <w:color w:val="000000"/>
+                <w:sz w:val="22"/>
+              </w:rPr>
+              <w:t>1.5.2.1</w:t>
+            </w:r>
+          </w:p>
+        </w:tc>
+        <w:tc>
+          <w:tcPr>
+            <w:tcW w:type="dxa" w:w="3381"/>
+          </w:tcPr>
+          <w:p>
+            <w:pPr>
+              <w:keepNext/>
+              <w:widowControl/>
+              <w:spacing w:line="240" w:lineRule="auto" w:before="0" w:after="0"/>
+              <w:ind w:firstLine="0" w:left="0"/>
+              <w:jc w:val="left"/>
+            </w:pPr>
+            <w:r/>
+            <w:r>
+              <w:rPr>
+                <w:rFonts w:ascii="Times New Roman" w:hAnsi="Times New Roman" w:cs="Times New Roman" w:eastAsia="Times New Roman"/>
+                <w:b w:val="0"/>
+                <w:i w:val="0"/>
+                <w:color w:val="000000"/>
+                <w:sz w:val="22"/>
+              </w:rPr>
+              <w:t>Машина станів місії та журнал подій</w:t>
+            </w:r>
+          </w:p>
+        </w:tc>
+        <w:tc>
+          <w:tcPr>
+            <w:tcW w:type="dxa" w:w="2198"/>
+          </w:tcPr>
+          <w:p>
+            <w:pPr>
+              <w:keepNext/>
+              <w:widowControl/>
+              <w:spacing w:line="240" w:lineRule="auto" w:before="0" w:after="0"/>
+              <w:ind w:firstLine="0" w:left="0"/>
+              <w:jc w:val="left"/>
+            </w:pPr>
+            <w:r/>
+            <w:r>
+              <w:rPr>
+                <w:rFonts w:ascii="Times New Roman" w:hAnsi="Times New Roman" w:cs="Times New Roman" w:eastAsia="Times New Roman"/>
+                <w:b w:val="0"/>
+                <w:i w:val="0"/>
+                <w:color w:val="000000"/>
+                <w:sz w:val="22"/>
+              </w:rPr>
+              <w:t>Розробник ПЗ</w:t>
+            </w:r>
+          </w:p>
+        </w:tc>
+        <w:tc>
+          <w:tcPr>
+            <w:tcW w:type="dxa" w:w="1521"/>
+          </w:tcPr>
+          <w:p>
+            <w:pPr>
+              <w:keepNext/>
+              <w:widowControl/>
+              <w:spacing w:line="240" w:lineRule="auto" w:before="0" w:after="0"/>
+              <w:ind w:firstLine="0" w:left="0"/>
+              <w:jc w:val="left"/>
+            </w:pPr>
+            <w:r/>
+            <w:r>
+              <w:rPr>
+                <w:rFonts w:ascii="Times New Roman" w:hAnsi="Times New Roman" w:cs="Times New Roman" w:eastAsia="Times New Roman"/>
+                <w:b w:val="0"/>
+                <w:i w:val="0"/>
+                <w:color w:val="000000"/>
+                <w:sz w:val="22"/>
+              </w:rPr>
+              <w:t>25</w:t>
+            </w:r>
+          </w:p>
+        </w:tc>
+        <w:tc>
+          <w:tcPr>
+            <w:tcW w:type="dxa" w:w="1240"/>
+          </w:tcPr>
+          <w:p>
+            <w:pPr>
+              <w:keepNext/>
+              <w:widowControl/>
+              <w:spacing w:line="240" w:lineRule="auto" w:before="0" w:after="0"/>
+              <w:ind w:firstLine="0" w:left="0"/>
+              <w:jc w:val="left"/>
+            </w:pPr>
+            <w:r/>
+            <w:r>
+              <w:rPr>
+                <w:rFonts w:ascii="Times New Roman" w:hAnsi="Times New Roman" w:cs="Times New Roman" w:eastAsia="Times New Roman"/>
+                <w:b w:val="0"/>
+                <w:i w:val="0"/>
+                <w:color w:val="000000"/>
+                <w:sz w:val="22"/>
+              </w:rPr>
+              <w:t>750</w:t>
+            </w:r>
+          </w:p>
+        </w:tc>
+      </w:tr>
+      <w:tr>
+        <w:trPr>
+          <w:cantSplit w:val="true"/>
+        </w:trPr>
+        <w:tc>
+          <w:tcPr>
+            <w:tcW w:type="dxa" w:w="1014"/>
+          </w:tcPr>
+          <w:p>
+            <w:pPr>
+              <w:keepNext/>
+              <w:widowControl/>
+              <w:spacing w:line="240" w:lineRule="auto" w:before="0" w:after="0"/>
+              <w:ind w:firstLine="0" w:left="0"/>
+              <w:jc w:val="left"/>
+            </w:pPr>
+            <w:r/>
+            <w:r>
+              <w:rPr>
+                <w:rFonts w:ascii="Times New Roman" w:hAnsi="Times New Roman" w:cs="Times New Roman" w:eastAsia="Times New Roman"/>
+                <w:b w:val="0"/>
+                <w:i w:val="0"/>
+                <w:color w:val="000000"/>
+                <w:sz w:val="22"/>
+              </w:rPr>
+              <w:t>1.5.2.2</w:t>
+            </w:r>
+          </w:p>
+        </w:tc>
+        <w:tc>
+          <w:tcPr>
+            <w:tcW w:type="dxa" w:w="3381"/>
+          </w:tcPr>
+          <w:p>
+            <w:pPr>
+              <w:keepNext/>
+              <w:widowControl/>
+              <w:spacing w:line="240" w:lineRule="auto" w:before="0" w:after="0"/>
+              <w:ind w:firstLine="0" w:left="0"/>
+              <w:jc w:val="left"/>
+            </w:pPr>
+            <w:r/>
+            <w:r>
+              <w:rPr>
+                <w:rFonts w:ascii="Times New Roman" w:hAnsi="Times New Roman" w:cs="Times New Roman" w:eastAsia="Times New Roman"/>
+                <w:b w:val="0"/>
+                <w:i w:val="0"/>
+                <w:color w:val="000000"/>
+                <w:sz w:val="22"/>
+              </w:rPr>
+              <w:t>Застосунок планшета розрахунку</w:t>
+            </w:r>
+          </w:p>
+        </w:tc>
+        <w:tc>
+          <w:tcPr>
+            <w:tcW w:type="dxa" w:w="2198"/>
+          </w:tcPr>
+          <w:p>
+            <w:pPr>
+              <w:keepNext/>
+              <w:widowControl/>
+              <w:spacing w:line="240" w:lineRule="auto" w:before="0" w:after="0"/>
+              <w:ind w:firstLine="0" w:left="0"/>
+              <w:jc w:val="left"/>
+            </w:pPr>
+            <w:r/>
+            <w:r>
+              <w:rPr>
+                <w:rFonts w:ascii="Times New Roman" w:hAnsi="Times New Roman" w:cs="Times New Roman" w:eastAsia="Times New Roman"/>
+                <w:b w:val="0"/>
+                <w:i w:val="0"/>
+                <w:color w:val="000000"/>
+                <w:sz w:val="22"/>
+              </w:rPr>
+              <w:t>Розробник мобільних застосунків</w:t>
+            </w:r>
+          </w:p>
+        </w:tc>
+        <w:tc>
+          <w:tcPr>
+            <w:tcW w:type="dxa" w:w="1521"/>
+          </w:tcPr>
+          <w:p>
+            <w:pPr>
+              <w:keepNext/>
+              <w:widowControl/>
+              <w:spacing w:line="240" w:lineRule="auto" w:before="0" w:after="0"/>
+              <w:ind w:firstLine="0" w:left="0"/>
+              <w:jc w:val="left"/>
+            </w:pPr>
+            <w:r/>
+            <w:r>
+              <w:rPr>
+                <w:rFonts w:ascii="Times New Roman" w:hAnsi="Times New Roman" w:cs="Times New Roman" w:eastAsia="Times New Roman"/>
+                <w:b w:val="0"/>
+                <w:i w:val="0"/>
+                <w:color w:val="000000"/>
+                <w:sz w:val="22"/>
+              </w:rPr>
+              <w:t>35</w:t>
+            </w:r>
+          </w:p>
+        </w:tc>
+        <w:tc>
+          <w:tcPr>
+            <w:tcW w:type="dxa" w:w="1240"/>
+          </w:tcPr>
+          <w:p>
+            <w:pPr>
+              <w:keepNext/>
+              <w:widowControl/>
+              <w:spacing w:line="240" w:lineRule="auto" w:before="0" w:after="0"/>
+              <w:ind w:firstLine="0" w:left="0"/>
+              <w:jc w:val="left"/>
+            </w:pPr>
+            <w:r/>
+            <w:r>
+              <w:rPr>
+                <w:rFonts w:ascii="Times New Roman" w:hAnsi="Times New Roman" w:cs="Times New Roman" w:eastAsia="Times New Roman"/>
+                <w:b w:val="0"/>
+                <w:i w:val="0"/>
+                <w:color w:val="000000"/>
+                <w:sz w:val="22"/>
+              </w:rPr>
+              <w:t>1 200</w:t>
+            </w:r>
+          </w:p>
+        </w:tc>
+      </w:tr>
+      <w:tr>
+        <w:trPr>
+          <w:cantSplit w:val="true"/>
+        </w:trPr>
+        <w:tc>
+          <w:tcPr>
+            <w:tcW w:type="dxa" w:w="1014"/>
+          </w:tcPr>
+          <w:p>
+            <w:pPr>
+              <w:keepNext/>
+              <w:widowControl/>
+              <w:spacing w:line="240" w:lineRule="auto" w:before="0" w:after="0"/>
+              <w:ind w:firstLine="0" w:left="0"/>
+              <w:jc w:val="left"/>
+            </w:pPr>
+            <w:r/>
+            <w:r>
+              <w:rPr>
+                <w:rFonts w:ascii="Times New Roman" w:hAnsi="Times New Roman" w:cs="Times New Roman" w:eastAsia="Times New Roman"/>
+                <w:b w:val="0"/>
+                <w:i w:val="0"/>
+                <w:color w:val="000000"/>
+                <w:sz w:val="22"/>
+              </w:rPr>
+              <w:t>1.5.3.1</w:t>
+            </w:r>
+          </w:p>
+        </w:tc>
+        <w:tc>
+          <w:tcPr>
+            <w:tcW w:type="dxa" w:w="3381"/>
+          </w:tcPr>
+          <w:p>
+            <w:pPr>
+              <w:keepNext/>
+              <w:widowControl/>
+              <w:spacing w:line="240" w:lineRule="auto" w:before="0" w:after="0"/>
+              <w:ind w:firstLine="0" w:left="0"/>
+              <w:jc w:val="left"/>
+            </w:pPr>
+            <w:r/>
+            <w:r>
+              <w:rPr>
+                <w:rFonts w:ascii="Times New Roman" w:hAnsi="Times New Roman" w:cs="Times New Roman" w:eastAsia="Times New Roman"/>
+                <w:b w:val="0"/>
+                <w:i w:val="0"/>
+                <w:color w:val="000000"/>
+                <w:sz w:val="22"/>
+              </w:rPr>
+              <w:t>Імпорт планів польотів дружньої авіації</w:t>
+            </w:r>
+          </w:p>
+        </w:tc>
+        <w:tc>
+          <w:tcPr>
+            <w:tcW w:type="dxa" w:w="2198"/>
+          </w:tcPr>
+          <w:p>
+            <w:pPr>
+              <w:keepNext/>
+              <w:widowControl/>
+              <w:spacing w:line="240" w:lineRule="auto" w:before="0" w:after="0"/>
+              <w:ind w:firstLine="0" w:left="0"/>
+              <w:jc w:val="left"/>
+            </w:pPr>
+            <w:r/>
+            <w:r>
+              <w:rPr>
+                <w:rFonts w:ascii="Times New Roman" w:hAnsi="Times New Roman" w:cs="Times New Roman" w:eastAsia="Times New Roman"/>
+                <w:b w:val="0"/>
+                <w:i w:val="0"/>
+                <w:color w:val="000000"/>
+                <w:sz w:val="22"/>
+              </w:rPr>
+              <w:t>Розробник ПЗ</w:t>
+            </w:r>
+          </w:p>
+        </w:tc>
+        <w:tc>
+          <w:tcPr>
+            <w:tcW w:type="dxa" w:w="1521"/>
+          </w:tcPr>
+          <w:p>
+            <w:pPr>
+              <w:keepNext/>
+              <w:widowControl/>
+              <w:spacing w:line="240" w:lineRule="auto" w:before="0" w:after="0"/>
+              <w:ind w:firstLine="0" w:left="0"/>
+              <w:jc w:val="left"/>
+            </w:pPr>
+            <w:r/>
+            <w:r>
+              <w:rPr>
+                <w:rFonts w:ascii="Times New Roman" w:hAnsi="Times New Roman" w:cs="Times New Roman" w:eastAsia="Times New Roman"/>
+                <w:b w:val="0"/>
+                <w:i w:val="0"/>
+                <w:color w:val="000000"/>
+                <w:sz w:val="22"/>
+              </w:rPr>
+              <w:t>10</w:t>
+            </w:r>
+          </w:p>
+        </w:tc>
+        <w:tc>
+          <w:tcPr>
+            <w:tcW w:type="dxa" w:w="1240"/>
+          </w:tcPr>
+          <w:p>
+            <w:pPr>
+              <w:keepNext/>
+              <w:widowControl/>
+              <w:spacing w:line="240" w:lineRule="auto" w:before="0" w:after="0"/>
+              <w:ind w:firstLine="0" w:left="0"/>
+              <w:jc w:val="left"/>
+            </w:pPr>
+            <w:r/>
+            <w:r>
+              <w:rPr>
+                <w:rFonts w:ascii="Times New Roman" w:hAnsi="Times New Roman" w:cs="Times New Roman" w:eastAsia="Times New Roman"/>
+                <w:b w:val="0"/>
+                <w:i w:val="0"/>
+                <w:color w:val="000000"/>
+                <w:sz w:val="22"/>
+              </w:rPr>
+              <w:t>300</w:t>
+            </w:r>
+          </w:p>
+        </w:tc>
+      </w:tr>
+      <w:tr>
+        <w:trPr>
+          <w:cantSplit w:val="true"/>
+        </w:trPr>
+        <w:tc>
+          <w:tcPr>
+            <w:tcW w:type="dxa" w:w="1014"/>
+          </w:tcPr>
+          <w:p>
+            <w:pPr>
               <w:keepNext w:val="0"/>
               <w:widowControl/>
               <w:spacing w:line="240" w:lineRule="auto" w:before="0" w:after="0"/>
@@ -14596,7 +14443,7 @@
                 <w:color w:val="000000"/>
                 <w:sz w:val="22"/>
               </w:rPr>
-              <w:t>1.5.3.1</w:t>
+              <w:t>1.5.3.2</w:t>
             </w:r>
           </w:p>
         </w:tc>
@@ -14621,7 +14468,7 @@
                 <w:color w:val="000000"/>
                 <w:sz w:val="22"/>
               </w:rPr>
-              <w:t>Імпорт планів польотів і контроль зон заборони</w:t>
+              <w:t>Контроль зон заборони ураження</w:t>
             </w:r>
           </w:p>
         </w:tc>
@@ -14671,7 +14518,7 @@
                 <w:color w:val="000000"/>
                 <w:sz w:val="22"/>
               </w:rPr>
-              <w:t>20</w:t>
+              <w:t>10</w:t>
             </w:r>
           </w:p>
         </w:tc>
@@ -14696,21 +14543,12 @@
                 <w:color w:val="000000"/>
                 <w:sz w:val="22"/>
               </w:rPr>
-              <w:t>600</w:t>
+              <w:t>300</w:t>
             </w:r>
           </w:p>
         </w:tc>
       </w:tr>
     </w:tbl>
-    <w:p>
-      <w:pPr>
-        <w:keepNext w:val="0"/>
-        <w:widowControl/>
-        <w:spacing w:line="240" w:lineRule="auto" w:before="0" w:after="0"/>
-        <w:ind w:firstLine="0" w:left="0"/>
-        <w:jc w:val="both"/>
-      </w:pPr>
-    </w:p>
     <w:p>
       <w:pPr>
         <w:keepNext/>
@@ -15324,7 +15162,7 @@
                 <w:color w:val="000000"/>
                 <w:sz w:val="22"/>
               </w:rPr>
-              <w:t>Панель KPI та відтворення місій</w:t>
+              <w:t>Панель КПЕ та відтворення місій</w:t>
             </w:r>
           </w:p>
         </w:tc>
@@ -15479,7 +15317,7 @@
                 <w:color w:val="000000"/>
                 <w:sz w:val="22"/>
               </w:rPr>
-              <w:t>Інженер DevOps</w:t>
+              <w:t>Інженер з розгортання</w:t>
             </w:r>
           </w:p>
         </w:tc>
@@ -15609,7 +15447,7 @@
                 <w:color w:val="000000"/>
                 <w:sz w:val="22"/>
               </w:rPr>
-              <w:t>Інженер DevOps</w:t>
+              <w:t>Інженер з розгортання</w:t>
             </w:r>
           </w:p>
         </w:tc>
@@ -16584,6 +16422,136 @@
           </w:tcPr>
           <w:p>
             <w:pPr>
+              <w:keepNext/>
+              <w:widowControl/>
+              <w:spacing w:line="240" w:lineRule="auto" w:before="0" w:after="0"/>
+              <w:ind w:firstLine="0" w:left="0"/>
+              <w:jc w:val="left"/>
+            </w:pPr>
+            <w:r/>
+            <w:r>
+              <w:rPr>
+                <w:rFonts w:ascii="Times New Roman" w:hAnsi="Times New Roman" w:cs="Times New Roman" w:eastAsia="Times New Roman"/>
+                <w:b w:val="0"/>
+                <w:i w:val="0"/>
+                <w:color w:val="000000"/>
+                <w:sz w:val="22"/>
+              </w:rPr>
+              <w:t>1.8.3.1</w:t>
+            </w:r>
+          </w:p>
+        </w:tc>
+        <w:tc>
+          <w:tcPr>
+            <w:tcW w:type="dxa" w:w="3381"/>
+          </w:tcPr>
+          <w:p>
+            <w:pPr>
+              <w:keepNext/>
+              <w:widowControl/>
+              <w:spacing w:line="240" w:lineRule="auto" w:before="0" w:after="0"/>
+              <w:ind w:firstLine="0" w:left="0"/>
+              <w:jc w:val="left"/>
+            </w:pPr>
+            <w:r/>
+            <w:r>
+              <w:rPr>
+                <w:rFonts w:ascii="Times New Roman" w:hAnsi="Times New Roman" w:cs="Times New Roman" w:eastAsia="Times New Roman"/>
+                <w:b w:val="0"/>
+                <w:i w:val="0"/>
+                <w:color w:val="000000"/>
+                <w:sz w:val="22"/>
+              </w:rPr>
+              <w:t>Приймальні випробування</w:t>
+            </w:r>
+          </w:p>
+        </w:tc>
+        <w:tc>
+          <w:tcPr>
+            <w:tcW w:type="dxa" w:w="2198"/>
+          </w:tcPr>
+          <w:p>
+            <w:pPr>
+              <w:keepNext/>
+              <w:widowControl/>
+              <w:spacing w:line="240" w:lineRule="auto" w:before="0" w:after="0"/>
+              <w:ind w:firstLine="0" w:left="0"/>
+              <w:jc w:val="left"/>
+            </w:pPr>
+            <w:r/>
+            <w:r>
+              <w:rPr>
+                <w:rFonts w:ascii="Times New Roman" w:hAnsi="Times New Roman" w:cs="Times New Roman" w:eastAsia="Times New Roman"/>
+                <w:b w:val="0"/>
+                <w:i w:val="0"/>
+                <w:color w:val="000000"/>
+                <w:sz w:val="22"/>
+              </w:rPr>
+              <w:t>Керівник проєкту</w:t>
+            </w:r>
+          </w:p>
+        </w:tc>
+        <w:tc>
+          <w:tcPr>
+            <w:tcW w:type="dxa" w:w="1521"/>
+          </w:tcPr>
+          <w:p>
+            <w:pPr>
+              <w:keepNext/>
+              <w:widowControl/>
+              <w:spacing w:line="240" w:lineRule="auto" w:before="0" w:after="0"/>
+              <w:ind w:firstLine="0" w:left="0"/>
+              <w:jc w:val="left"/>
+            </w:pPr>
+            <w:r/>
+            <w:r>
+              <w:rPr>
+                <w:rFonts w:ascii="Times New Roman" w:hAnsi="Times New Roman" w:cs="Times New Roman" w:eastAsia="Times New Roman"/>
+                <w:b w:val="0"/>
+                <w:i w:val="0"/>
+                <w:color w:val="000000"/>
+                <w:sz w:val="22"/>
+              </w:rPr>
+              <w:t>6</w:t>
+            </w:r>
+          </w:p>
+        </w:tc>
+        <w:tc>
+          <w:tcPr>
+            <w:tcW w:type="dxa" w:w="1240"/>
+          </w:tcPr>
+          <w:p>
+            <w:pPr>
+              <w:keepNext/>
+              <w:widowControl/>
+              <w:spacing w:line="240" w:lineRule="auto" w:before="0" w:after="0"/>
+              <w:ind w:firstLine="0" w:left="0"/>
+              <w:jc w:val="left"/>
+            </w:pPr>
+            <w:r/>
+            <w:r>
+              <w:rPr>
+                <w:rFonts w:ascii="Times New Roman" w:hAnsi="Times New Roman" w:cs="Times New Roman" w:eastAsia="Times New Roman"/>
+                <w:b w:val="0"/>
+                <w:i w:val="0"/>
+                <w:color w:val="000000"/>
+                <w:sz w:val="22"/>
+              </w:rPr>
+              <w:t>180</w:t>
+            </w:r>
+          </w:p>
+        </w:tc>
+      </w:tr>
+      <w:tr>
+        <w:trPr>
+          <w:cantSplit w:val="true"/>
+        </w:trPr>
+        <w:tc>
+          <w:tcPr>
+            <w:tcW w:type="dxa" w:w="1014"/>
+          </w:tcPr>
+          <w:p>
+            <w:pPr>
               <w:keepNext w:val="0"/>
               <w:widowControl/>
               <w:spacing w:line="240" w:lineRule="auto" w:before="0" w:after="0"/>
@@ -16599,7 +16567,7 @@
                 <w:color w:val="000000"/>
                 <w:sz w:val="22"/>
               </w:rPr>
-              <w:t>1.8.3.1</w:t>
+              <w:t>1.8.3.2</w:t>
             </w:r>
           </w:p>
         </w:tc>
@@ -16624,7 +16592,7 @@
                 <w:color w:val="000000"/>
                 <w:sz w:val="22"/>
               </w:rPr>
-              <w:t>Приймальні випробування та введення в постійну експлуатацію</w:t>
+              <w:t>Введення в постійну експлуатацію</w:t>
             </w:r>
           </w:p>
         </w:tc>
@@ -16649,7 +16617,7 @@
                 <w:color w:val="000000"/>
                 <w:sz w:val="22"/>
               </w:rPr>
-              <w:t>Керівник проекту</w:t>
+              <w:t>Керівник проєкту</w:t>
             </w:r>
           </w:p>
         </w:tc>
@@ -16674,7 +16642,7 @@
                 <w:color w:val="000000"/>
                 <w:sz w:val="22"/>
               </w:rPr>
-              <w:t>10</w:t>
+              <w:t>4</w:t>
             </w:r>
           </w:p>
         </w:tc>
@@ -16699,21 +16667,12 @@
                 <w:color w:val="000000"/>
                 <w:sz w:val="22"/>
               </w:rPr>
-              <w:t>300</w:t>
+              <w:t>120</w:t>
             </w:r>
           </w:p>
         </w:tc>
       </w:tr>
     </w:tbl>
-    <w:p>
-      <w:pPr>
-        <w:keepNext w:val="0"/>
-        <w:widowControl/>
-        <w:spacing w:line="240" w:lineRule="auto" w:before="0" w:after="0"/>
-        <w:ind w:firstLine="0" w:left="0"/>
-        <w:jc w:val="both"/>
-      </w:pPr>
-    </w:p>
     <w:p>
       <w:pPr>
         <w:keepNext/>
@@ -16731,7 +16690,7 @@
           <w:color w:val="000000"/>
           <w:sz w:val="28"/>
         </w:rPr>
-        <w:t>Таблиця 1.11 — Зворотні обчислення бюджету за субпроектами</w:t>
+        <w:t>Таблиця 1.11 — Зворотні обчислення бюджету за субпроєктами</w:t>
       </w:r>
     </w:p>
     <w:tbl>
@@ -16809,7 +16768,7 @@
                 <w:color w:val="000000"/>
                 <w:sz w:val="22"/>
               </w:rPr>
-              <w:t>Субпроект</w:t>
+              <w:t>Субпроєкт</w:t>
             </w:r>
           </w:p>
         </w:tc>
@@ -16989,7 +16948,7 @@
                 <w:color w:val="000000"/>
                 <w:sz w:val="22"/>
               </w:rPr>
-              <w:t>Управління проектом</w:t>
+              <w:t>Управління проєктом</w:t>
             </w:r>
           </w:p>
         </w:tc>
@@ -17014,7 +16973,7 @@
                 <w:color w:val="000000"/>
                 <w:sz w:val="22"/>
               </w:rPr>
-              <w:t>Керівник проекту</w:t>
+              <w:t>Керівник проєкту</w:t>
             </w:r>
           </w:p>
         </w:tc>
@@ -17437,7 +17396,7 @@
                 <w:color w:val="000000"/>
                 <w:sz w:val="22"/>
               </w:rPr>
-              <w:t>6</w:t>
+              <w:t>7</w:t>
             </w:r>
           </w:p>
         </w:tc>
@@ -17636,7 +17595,7 @@
                 <w:color w:val="000000"/>
                 <w:sz w:val="22"/>
               </w:rPr>
-              <w:t>5</w:t>
+              <w:t>6</w:t>
             </w:r>
           </w:p>
         </w:tc>
@@ -17835,7 +17794,7 @@
                 <w:color w:val="000000"/>
                 <w:sz w:val="22"/>
               </w:rPr>
-              <w:t>5</w:t>
+              <w:t>6</w:t>
             </w:r>
           </w:p>
         </w:tc>
@@ -18407,7 +18366,7 @@
                 <w:color w:val="000000"/>
                 <w:sz w:val="22"/>
               </w:rPr>
-              <w:t>Керівник проекту</w:t>
+              <w:t>Керівник проєкту</w:t>
             </w:r>
           </w:p>
         </w:tc>
@@ -18432,7 +18391,7 @@
                 <w:color w:val="000000"/>
                 <w:sz w:val="22"/>
               </w:rPr>
-              <w:t>5</w:t>
+              <w:t>6</w:t>
             </w:r>
           </w:p>
         </w:tc>
@@ -18581,7 +18540,7 @@
                 <w:color w:val="000000"/>
                 <w:sz w:val="22"/>
               </w:rPr>
-              <w:t>Разом за проектом</w:t>
+              <w:t>Разом за проєктом</w:t>
             </w:r>
           </w:p>
         </w:tc>
@@ -18606,7 +18565,7 @@
                 <w:color w:val="000000"/>
                 <w:sz w:val="22"/>
               </w:rPr>
-              <w:t>Керівник проекту</w:t>
+              <w:t>Керівник проєкту</w:t>
             </w:r>
           </w:p>
         </w:tc>
@@ -18631,7 +18590,7 @@
                 <w:color w:val="000000"/>
                 <w:sz w:val="22"/>
               </w:rPr>
-              <w:t>38</w:t>
+              <w:t>42</w:t>
             </w:r>
           </w:p>
         </w:tc>
@@ -18756,7 +18715,7 @@
           <w:color w:val="000000"/>
           <w:sz w:val="28"/>
         </w:rPr>
-        <w:t>Найбільшу частку бюджету становлять субпроекти «Інфраструктура та кібербезпека», «Підсистема ситуаційної обізнаності» та «Підсистема збору телеметрії», що пояснюється вартістю обладнання та трудомісткістю розроблення сервісів реального часу. Критичними за термінами є підсистеми ситуаційної обізнаності та координації перехоплення: їх завершення до 30.06.2027 є передумовою для комплексних випробувань і дослідної експлуатації.</w:t>
+        <w:t>Найбільшу частку бюджету становлять субпроєкти «Інфраструктура та кібербезпека», «Підсистема ситуаційної обізнаності» та «Підсистема збору телеметрії», що пояснюється вартістю обладнання та трудомісткістю розроблення сервісів реального часу. Критичними за термінами є підсистеми ситуаційної обізнаності та координації перехоплення: їх завершення до 30.06.2027 є передумовою для комплексних випробувань і дослідної експлуатації.</w:t>
       </w:r>
     </w:p>
     <w:p>
@@ -18778,7 +18737,7 @@
           <w:color w:val="000000"/>
           <w:sz w:val="28"/>
         </w:rPr>
-        <w:t>14. Схематичне WBS-зображення проекту</w:t>
+        <w:t>14. Схематичне WBS-зображення проєкту</w:t>
       </w:r>
       <w:bookmarkEnd w:id="17"/>
     </w:p>
@@ -18798,7 +18757,7 @@
           <w:color w:val="000000"/>
           <w:sz w:val="28"/>
         </w:rPr>
-        <w:t>Верхній рівень робочої структури проекту (рівні 1–2) подано на рис. 1.9. Деталізацію субпроектів до робочих пакетів подано на рис. 1.10–1.15; субпроекти згруповано так, щоб кожен рисунок залишався читабельним.</w:t>
+        <w:t>Верхній рівень робочої структури проєкту (рівні 1–2) подано на рис. 1.4. Деталізацію субпроєктів до робочих пакетів подано на рис. 1.5–1.10; субпроєкти згруповано так, щоб кожен рисунок залишався читабельним.</w:t>
       </w:r>
     </w:p>
     <w:p>
@@ -18813,7 +18772,7 @@
         <w:drawing>
           <wp:inline xmlns:pic="http://schemas.openxmlformats.org/drawingml/2006/picture">
             <wp:extent cx="4651200" cy="7488102"/>
-            <wp:docPr id="9" name="Picture 9"/>
+            <wp:docPr id="4" name="Picture 4"/>
             <wp:cNvGraphicFramePr>
               <a:graphicFrameLocks noChangeAspect="1"/>
             </wp:cNvGraphicFramePr>
@@ -18825,7 +18784,7 @@
                     <pic:cNvPicPr/>
                   </pic:nvPicPr>
                   <pic:blipFill>
-                    <a:blip r:embed="rId22"/>
+                    <a:blip r:embed="rId17"/>
                     <a:stretch>
                       <a:fillRect/>
                     </a:stretch>
@@ -18860,7 +18819,7 @@
           <w:color w:val="000000"/>
           <w:sz w:val="28"/>
         </w:rPr>
-        <w:t>Рис. 1.9 — Робоча структура проекту «Створення IoT-платформи „Щит-Лінк“»: рівні 1–2</w:t>
+        <w:t>Рис. 1.4 — Робоча структура проєкту «Створення IoT-платформи „Щит-Лінк“»: рівні 1–2</w:t>
       </w:r>
     </w:p>
     <w:p>
@@ -18875,7 +18834,7 @@
         <w:drawing>
           <wp:inline xmlns:pic="http://schemas.openxmlformats.org/drawingml/2006/picture">
             <wp:extent cx="5644800" cy="8091624"/>
-            <wp:docPr id="10" name="Picture 10"/>
+            <wp:docPr id="5" name="Picture 5"/>
             <wp:cNvGraphicFramePr>
               <a:graphicFrameLocks noChangeAspect="1"/>
             </wp:cNvGraphicFramePr>
@@ -18887,7 +18846,7 @@
                     <pic:cNvPicPr/>
                   </pic:nvPicPr>
                   <pic:blipFill>
-                    <a:blip r:embed="rId23"/>
+                    <a:blip r:embed="rId18"/>
                     <a:stretch>
                       <a:fillRect/>
                     </a:stretch>
@@ -18922,7 +18881,7 @@
           <w:color w:val="000000"/>
           <w:sz w:val="28"/>
         </w:rPr>
-        <w:t>Рис. 1.10 — WBS: субпроекти 1.1 «Управління проектом» і 1.2 «Обстеження та формування вимог» (рівні 2–4)</w:t>
+        <w:t>Рис. 1.5 — WBS: субпроєкти 1.1 «Управління проєктом» і 1.2 «Обстеження та формування вимог» (рівні 2–4)</w:t>
       </w:r>
     </w:p>
     <w:p>
@@ -18936,8 +18895,8 @@
       <w:r>
         <w:drawing>
           <wp:inline xmlns:pic="http://schemas.openxmlformats.org/drawingml/2006/picture">
-            <wp:extent cx="5940000" cy="6373040"/>
-            <wp:docPr id="11" name="Picture 11"/>
+            <wp:extent cx="5940000" cy="7620824"/>
+            <wp:docPr id="6" name="Picture 6"/>
             <wp:cNvGraphicFramePr>
               <a:graphicFrameLocks noChangeAspect="1"/>
             </wp:cNvGraphicFramePr>
@@ -18949,7 +18908,7 @@
                     <pic:cNvPicPr/>
                   </pic:nvPicPr>
                   <pic:blipFill>
-                    <a:blip r:embed="rId24"/>
+                    <a:blip r:embed="rId19"/>
                     <a:stretch>
                       <a:fillRect/>
                     </a:stretch>
@@ -18957,7 +18916,7 @@
                   <pic:spPr>
                     <a:xfrm>
                       <a:off x="0" y="0"/>
-                      <a:ext cx="5940000" cy="6373040"/>
+                      <a:ext cx="5940000" cy="7620824"/>
                     </a:xfrm>
                     <a:prstGeom prst="rect"/>
                   </pic:spPr>
@@ -18984,7 +18943,7 @@
           <w:color w:val="000000"/>
           <w:sz w:val="28"/>
         </w:rPr>
-        <w:t>Рис. 1.11 — WBS: субпроект 1.3 «Підсистема збору телеметрії» (рівні 2–4)</w:t>
+        <w:t>Рис. 1.6 — WBS: субпроєкт 1.3 «Підсистема збору телеметрії» (рівні 2–4)</w:t>
       </w:r>
     </w:p>
     <w:p>
@@ -18998,8 +18957,8 @@
       <w:r>
         <w:drawing>
           <wp:inline xmlns:pic="http://schemas.openxmlformats.org/drawingml/2006/picture">
-            <wp:extent cx="5900400" cy="5165945"/>
-            <wp:docPr id="12" name="Picture 12"/>
+            <wp:extent cx="5900400" cy="6189231"/>
+            <wp:docPr id="7" name="Picture 7"/>
             <wp:cNvGraphicFramePr>
               <a:graphicFrameLocks noChangeAspect="1"/>
             </wp:cNvGraphicFramePr>
@@ -19011,7 +18970,7 @@
                     <pic:cNvPicPr/>
                   </pic:nvPicPr>
                   <pic:blipFill>
-                    <a:blip r:embed="rId25"/>
+                    <a:blip r:embed="rId20"/>
                     <a:stretch>
                       <a:fillRect/>
                     </a:stretch>
@@ -19019,7 +18978,7 @@
                   <pic:spPr>
                     <a:xfrm>
                       <a:off x="0" y="0"/>
-                      <a:ext cx="5900400" cy="5165945"/>
+                      <a:ext cx="5900400" cy="6189231"/>
                     </a:xfrm>
                     <a:prstGeom prst="rect"/>
                   </pic:spPr>
@@ -19046,7 +19005,7 @@
           <w:color w:val="000000"/>
           <w:sz w:val="28"/>
         </w:rPr>
-        <w:t>Рис. 1.12 — WBS: субпроект 1.4 «Підсистема ситуаційної обізнаності» (рівні 2–4)</w:t>
+        <w:t>Рис. 1.7 — WBS: субпроєкт 1.4 «Підсистема ситуаційної обізнаності» (рівні 2–4)</w:t>
       </w:r>
     </w:p>
     <w:p>
@@ -19060,8 +19019,8 @@
       <w:r>
         <w:drawing>
           <wp:inline xmlns:pic="http://schemas.openxmlformats.org/drawingml/2006/picture">
-            <wp:extent cx="4975200" cy="8100119"/>
-            <wp:docPr id="13" name="Picture 13"/>
+            <wp:extent cx="5940000" cy="6127923"/>
+            <wp:docPr id="8" name="Picture 8"/>
             <wp:cNvGraphicFramePr>
               <a:graphicFrameLocks noChangeAspect="1"/>
             </wp:cNvGraphicFramePr>
@@ -19069,11 +19028,11 @@
               <a:graphicData uri="http://schemas.openxmlformats.org/drawingml/2006/picture">
                 <pic:pic>
                   <pic:nvPicPr>
-                    <pic:cNvPr id="0" name="13_wbs_1_5_1_6.png"/>
+                    <pic:cNvPr id="0" name="13_wbs_1_5.png"/>
                     <pic:cNvPicPr/>
                   </pic:nvPicPr>
                   <pic:blipFill>
-                    <a:blip r:embed="rId26"/>
+                    <a:blip r:embed="rId21"/>
                     <a:stretch>
                       <a:fillRect/>
                     </a:stretch>
@@ -19081,7 +19040,7 @@
                   <pic:spPr>
                     <a:xfrm>
                       <a:off x="0" y="0"/>
-                      <a:ext cx="4975200" cy="8100119"/>
+                      <a:ext cx="5940000" cy="6127923"/>
                     </a:xfrm>
                     <a:prstGeom prst="rect"/>
                   </pic:spPr>
@@ -19108,7 +19067,7 @@
           <w:color w:val="000000"/>
           <w:sz w:val="28"/>
         </w:rPr>
-        <w:t>Рис. 1.13 — WBS: субпроекти 1.5 «Підсистема координації перехоплення» і 1.6 «Підсистема ресурсів, аналітики та звітності» (рівні 2–4)</w:t>
+        <w:t>Рис. 1.8 — WBS: субпроєкт 1.5 «Підсистема координації перехоплення» (рівні 2–4)</w:t>
       </w:r>
     </w:p>
     <w:p>
@@ -19122,8 +19081,8 @@
       <w:r>
         <w:drawing>
           <wp:inline xmlns:pic="http://schemas.openxmlformats.org/drawingml/2006/picture">
-            <wp:extent cx="5940000" cy="5060571"/>
-            <wp:docPr id="14" name="Picture 14"/>
+            <wp:extent cx="5277600" cy="8101459"/>
+            <wp:docPr id="9" name="Picture 9"/>
             <wp:cNvGraphicFramePr>
               <a:graphicFrameLocks noChangeAspect="1"/>
             </wp:cNvGraphicFramePr>
@@ -19131,11 +19090,11 @@
               <a:graphicData uri="http://schemas.openxmlformats.org/drawingml/2006/picture">
                 <pic:pic>
                   <pic:nvPicPr>
-                    <pic:cNvPr id="0" name="14_wbs_1_7.png"/>
+                    <pic:cNvPr id="0" name="14_wbs_1_6_1_7.png"/>
                     <pic:cNvPicPr/>
                   </pic:nvPicPr>
                   <pic:blipFill>
-                    <a:blip r:embed="rId27"/>
+                    <a:blip r:embed="rId22"/>
                     <a:stretch>
                       <a:fillRect/>
                     </a:stretch>
@@ -19143,7 +19102,7 @@
                   <pic:spPr>
                     <a:xfrm>
                       <a:off x="0" y="0"/>
-                      <a:ext cx="5940000" cy="5060571"/>
+                      <a:ext cx="5277600" cy="8101459"/>
                     </a:xfrm>
                     <a:prstGeom prst="rect"/>
                   </pic:spPr>
@@ -19170,7 +19129,7 @@
           <w:color w:val="000000"/>
           <w:sz w:val="28"/>
         </w:rPr>
-        <w:t>Рис. 1.14 — WBS: субпроект 1.7 «Інфраструктура та кібербезпека» (рівні 2–4)</w:t>
+        <w:t>Рис. 1.9 — WBS: субпроєкти 1.6 «Підсистема ресурсів, аналітики та звітності» і 1.7 «Інфраструктура та кібербезпека» (рівні 2–4)</w:t>
       </w:r>
     </w:p>
     <w:p>
@@ -19184,8 +19143,8 @@
       <w:r>
         <w:drawing>
           <wp:inline xmlns:pic="http://schemas.openxmlformats.org/drawingml/2006/picture">
-            <wp:extent cx="5940000" cy="5292000"/>
-            <wp:docPr id="15" name="Picture 15"/>
+            <wp:extent cx="5940000" cy="6261081"/>
+            <wp:docPr id="10" name="Picture 10"/>
             <wp:cNvGraphicFramePr>
               <a:graphicFrameLocks noChangeAspect="1"/>
             </wp:cNvGraphicFramePr>
@@ -19197,7 +19156,7 @@
                     <pic:cNvPicPr/>
                   </pic:nvPicPr>
                   <pic:blipFill>
-                    <a:blip r:embed="rId28"/>
+                    <a:blip r:embed="rId23"/>
                     <a:stretch>
                       <a:fillRect/>
                     </a:stretch>
@@ -19205,7 +19164,7 @@
                   <pic:spPr>
                     <a:xfrm>
                       <a:off x="0" y="0"/>
-                      <a:ext cx="5940000" cy="5292000"/>
+                      <a:ext cx="5940000" cy="6261081"/>
                     </a:xfrm>
                     <a:prstGeom prst="rect"/>
                   </pic:spPr>
@@ -19232,7 +19191,7 @@
           <w:color w:val="000000"/>
           <w:sz w:val="28"/>
         </w:rPr>
-        <w:t>Рис. 1.15 — WBS: субпроект 1.8 «Впровадження» (рівні 2–4)</w:t>
+        <w:t>Рис. 1.10 — WBS: субпроєкт 1.8 «Впровадження» (рівні 2–4)</w:t>
       </w:r>
     </w:p>
     <w:p>
@@ -19331,7 +19290,7 @@
           <w:color w:val="000000"/>
           <w:sz w:val="28"/>
         </w:rPr>
-        <w:t>– рис. 1.3 — дерево цілей: генеральна мета та цілі першого рівня;</w:t>
+        <w:t>– рис. 1.3 — дерево цілей (усі рівні на одній схемі);</w:t>
       </w:r>
     </w:p>
     <w:p>
@@ -19350,7 +19309,7 @@
           <w:color w:val="000000"/>
           <w:sz w:val="28"/>
         </w:rPr>
-        <w:t>– рис. 1.4–1.8 — гілки дерева цілей до третього рівня;</w:t>
+        <w:t>– рис. 1.4 — робоча структура проєкту, рівні 1–2;</w:t>
       </w:r>
     </w:p>
     <w:p>
@@ -19369,7 +19328,7 @@
           <w:color w:val="000000"/>
           <w:sz w:val="28"/>
         </w:rPr>
-        <w:t>– рис. 1.9 — робоча структура проекту, рівні 1–2;</w:t>
+        <w:t>– рис. 1.5–1.10 — деталізація субпроєктів до робочих пакетів.</w:t>
       </w:r>
     </w:p>
     <w:p>
@@ -19388,26 +19347,7 @@
           <w:color w:val="000000"/>
           <w:sz w:val="28"/>
         </w:rPr>
-        <w:t>– рис. 1.10–1.15 — деталізація субпроектів до робочих пакетів.</w:t>
-      </w:r>
-    </w:p>
-    <w:p>
-      <w:pPr>
-        <w:keepNext w:val="0"/>
-        <w:widowControl/>
-        <w:spacing w:line="360" w:lineRule="auto" w:before="0" w:after="0"/>
-        <w:ind w:firstLine="709" w:left="0"/>
-        <w:jc w:val="both"/>
-      </w:pPr>
-      <w:r>
-        <w:rPr>
-          <w:rFonts w:ascii="Times New Roman" w:hAnsi="Times New Roman" w:cs="Times New Roman" w:eastAsia="Times New Roman"/>
-          <w:b w:val="0"/>
-          <w:i w:val="0"/>
-          <w:color w:val="000000"/>
-          <w:sz w:val="28"/>
-        </w:rPr>
-        <w:t>Схеми виконано засобами текстового опису діаграм (Mermaid) з автоматичним контролем читабельності: розмір шрифту в документі — не менше 10 пт, роздільна здатність зображень — не менше 300 точок на дюйм.</w:t>
+        <w:t>Схеми виконано засобами текстового опису діаграм (Mermaid; дерево цілей — власним генератором SVG) з автоматичним контролем читабельності: розмір шрифту в документі — не менше 10 пт, роздільна здатність зображень — не менше 300 точок на дюйм.</w:t>
       </w:r>
     </w:p>
     <w:p>
@@ -19487,7 +19427,7 @@
           <w:color w:val="000000"/>
           <w:sz w:val="28"/>
         </w:rPr>
-        <w:t>Методом дезагрегації побудовано дерево цілей системи з чотирма рівнями: генеральна мета, 5 цілей першого рівня, 15 вимірюваних цілей другого рівня та 40 заходів третього рівня, серед яких виділено альтернативні варіанти («і/або»-дерево). Дерево відповідає вимогам повноти редукції, незалежності підцілей і єдності методологічного підходу.</w:t>
+        <w:t>Методом дезагрегації побудовано дерево цілей системи з чотирма рівнями: генеральна мета, 5 цілей першого рівня, 15 вимірюваних цілей другого рівня та 30 заходів третього рівня, серед яких виділено альтернативні варіанти («і/або»-дерево). Дерево відповідає вимогам повноти редукції, незалежності підцілей і єдності методологічного підходу.</w:t>
       </w:r>
     </w:p>
     <w:p>
@@ -19506,7 +19446,7 @@
           <w:color w:val="000000"/>
           <w:sz w:val="28"/>
         </w:rPr>
-        <w:t>Виконано WBS-аналіз проекту «Створення IoT-платформи „Щит-Лінк“»: за продуктовим принципом побудовано чотирирівневу структуру з 8 субпроектами, 20 блоками та 38 робочими пакетами з ієрархічним кодуванням; для кожного пакета визначено відповідального, тривалість і бюджет, а зворотними обчисленнями отримано загальний бюджет 29 330 тис. грн при тривалості проекту 12 місяців. Отримані результати є основою для побудови моделей бізнес-процесів у наступних лабораторних роботах.</w:t>
+        <w:t>Виконано WBS-аналіз проєкту «Створення IoT-платформи „Щит-Лінк“»: за продуктовим принципом побудовано чотирирівневу структуру з 8 субпроєктами, 20 блоками та 42 робочими пакетами з ієрархічним кодуванням; для кожного пакета визначено відповідального, тривалість і бюджет, а зворотними обчисленнями отримано загальний бюджет 29 330 тис. грн при тривалості проєкту 12 місяців. Отримані результати є основою для побудови моделей бізнес-процесів у наступних лабораторних роботах.</w:t>
       </w:r>
     </w:p>
     <w:p>

--- a/lab1/ЛР1_Кравченко_ІР-31.docx
+++ b/lab1/ЛР1_Кравченко_ІР-31.docx
@@ -10035,7 +10035,7 @@
                 <w:color w:val="000000"/>
                 <w:sz w:val="24"/>
               </w:rPr>
-              <w:t>8 субпроєктів за продуктовим принципом, 20 блоків, 42 робочих пакетів</w:t>
+              <w:t>8 субпроєктів за продуктовим принципом, 20 блоків, 42 робочі пакети</w:t>
             </w:r>
           </w:p>
         </w:tc>
